--- a/Dars materiallari 2025-2026/Python dasturlash tili 2025-2026/5-kurs/1.13 Vorislik/1.13 Vorislik.docx
+++ b/Dars materiallari 2025-2026/Python dasturlash tili 2025-2026/5-kurs/1.13 Vorislik/1.13 Vorislik.docx
@@ -2337,7 +2337,7 @@
     <w:p>
       <w:r>
         <w:pict w14:anchorId="202370AD">
-          <v:rect id="_x0000_i1027" style="width:0;height:1.5pt" o:hralign="center" o:hrstd="t" o:hr="t" fillcolor="#a0a0a0" stroked="f"/>
+          <v:rect id="_x0000_i1026" style="width:0;height:1.5pt" o:hralign="center" o:hrstd="t" o:hr="t" fillcolor="#a0a0a0" stroked="f"/>
         </w:pict>
       </w:r>
     </w:p>
@@ -3159,7 +3159,7 @@
     <w:p>
       <w:r>
         <w:pict w14:anchorId="0AA65439">
-          <v:rect id="_x0000_i1028" style="width:0;height:1.5pt" o:hralign="center" o:hrstd="t" o:hr="t" fillcolor="#a0a0a0" stroked="f"/>
+          <v:rect id="_x0000_i1027" style="width:0;height:1.5pt" o:hralign="center" o:hrstd="t" o:hr="t" fillcolor="#a0a0a0" stroked="f"/>
         </w:pict>
       </w:r>
     </w:p>
@@ -4255,7 +4255,7 @@
     <w:p>
       <w:r>
         <w:pict w14:anchorId="29F9CB1A">
-          <v:rect id="_x0000_i1029" style="width:0;height:1.5pt" o:hralign="center" o:hrstd="t" o:hr="t" fillcolor="#a0a0a0" stroked="f"/>
+          <v:rect id="_x0000_i1028" style="width:0;height:1.5pt" o:hralign="center" o:hrstd="t" o:hr="t" fillcolor="#a0a0a0" stroked="f"/>
         </w:pict>
       </w:r>
     </w:p>
@@ -5925,7 +5925,7 @@
     <w:p>
       <w:r>
         <w:pict w14:anchorId="6EF1675B">
-          <v:rect id="_x0000_i1030" style="width:0;height:1.5pt" o:hralign="center" o:hrstd="t" o:hr="t" fillcolor="#a0a0a0" stroked="f"/>
+          <v:rect id="_x0000_i1029" style="width:0;height:1.5pt" o:hralign="center" o:hrstd="t" o:hr="t" fillcolor="#a0a0a0" stroked="f"/>
         </w:pict>
       </w:r>
     </w:p>
@@ -5967,7 +5967,6 @@
           <w:rFonts w:ascii="Times New Roman" w:eastAsia="Times New Roman" w:hAnsi="Times New Roman" w:cs="Times New Roman"/>
           <w:sz w:val="24"/>
           <w:szCs w:val="24"/>
-          <w:lang/>
         </w:rPr>
       </w:pPr>
       <w:r>
@@ -5975,7 +5974,6 @@
           <w:rFonts w:ascii="Times New Roman" w:eastAsia="Times New Roman" w:hAnsi="Times New Roman" w:cs="Times New Roman"/>
           <w:sz w:val="24"/>
           <w:szCs w:val="24"/>
-          <w:lang/>
         </w:rPr>
         <w:t xml:space="preserve">Python’dagi </w:t>
       </w:r>
@@ -5986,7 +5984,6 @@
           <w:bCs/>
           <w:sz w:val="24"/>
           <w:szCs w:val="24"/>
-          <w:lang/>
         </w:rPr>
         <w:t>maxsus metodlar</w:t>
       </w:r>
@@ -5995,7 +5992,6 @@
           <w:rFonts w:ascii="Times New Roman" w:eastAsia="Times New Roman" w:hAnsi="Times New Roman" w:cs="Times New Roman"/>
           <w:sz w:val="24"/>
           <w:szCs w:val="24"/>
-          <w:lang/>
         </w:rPr>
         <w:t xml:space="preserve"> (yoki </w:t>
       </w:r>
@@ -6006,7 +6002,6 @@
           <w:bCs/>
           <w:sz w:val="24"/>
           <w:szCs w:val="24"/>
-          <w:lang/>
         </w:rPr>
         <w:t>dunder methods</w:t>
       </w:r>
@@ -6015,7 +6010,6 @@
           <w:rFonts w:ascii="Times New Roman" w:eastAsia="Times New Roman" w:hAnsi="Times New Roman" w:cs="Times New Roman"/>
           <w:sz w:val="24"/>
           <w:szCs w:val="24"/>
-          <w:lang/>
         </w:rPr>
         <w:t xml:space="preserve"> — double underscore methods) — bu klasslarga </w:t>
       </w:r>
@@ -6026,7 +6020,6 @@
           <w:bCs/>
           <w:sz w:val="24"/>
           <w:szCs w:val="24"/>
-          <w:lang/>
         </w:rPr>
         <w:t>maxsus xatti-harakatlarni</w:t>
       </w:r>
@@ -6035,7 +6028,6 @@
           <w:rFonts w:ascii="Times New Roman" w:eastAsia="Times New Roman" w:hAnsi="Times New Roman" w:cs="Times New Roman"/>
           <w:sz w:val="24"/>
           <w:szCs w:val="24"/>
-          <w:lang/>
         </w:rPr>
         <w:t xml:space="preserve"> qo‘shish imkonini beradigan metodlardir. Ular har doim ikki pastki chiziq bilan boshlanib tugaydi, masalan</w:t>
       </w:r>
@@ -6446,7 +6438,6 @@
           <w:bCs/>
           <w:sz w:val="27"/>
           <w:szCs w:val="27"/>
-          <w:lang/>
         </w:rPr>
       </w:pPr>
       <w:r>
@@ -6456,7 +6447,6 @@
           <w:bCs/>
           <w:sz w:val="27"/>
           <w:szCs w:val="27"/>
-          <w:lang/>
         </w:rPr>
         <w:t>🔹</w:t>
       </w:r>
@@ -6467,7 +6457,6 @@
           <w:bCs/>
           <w:sz w:val="27"/>
           <w:szCs w:val="27"/>
-          <w:lang/>
         </w:rPr>
         <w:t xml:space="preserve"> Vazifasi</w:t>
       </w:r>
@@ -6480,7 +6469,6 @@
           <w:rFonts w:ascii="Times New Roman" w:eastAsia="Times New Roman" w:hAnsi="Times New Roman" w:cs="Times New Roman"/>
           <w:sz w:val="24"/>
           <w:szCs w:val="24"/>
-          <w:lang/>
         </w:rPr>
       </w:pPr>
       <w:r>
@@ -6488,7 +6476,6 @@
           <w:rFonts w:ascii="Times New Roman" w:eastAsia="Times New Roman" w:hAnsi="Times New Roman" w:cs="Times New Roman"/>
           <w:sz w:val="24"/>
           <w:szCs w:val="24"/>
-          <w:lang/>
         </w:rPr>
         <w:t xml:space="preserve">Maxsus metodlar yordamida biz oddiy funksiyalar va operatorlarning klass obyektlariga </w:t>
       </w:r>
@@ -6499,7 +6486,6 @@
           <w:bCs/>
           <w:sz w:val="24"/>
           <w:szCs w:val="24"/>
-          <w:lang/>
         </w:rPr>
         <w:t>tabiiy ishlashini</w:t>
       </w:r>
@@ -6508,7 +6494,6 @@
           <w:rFonts w:ascii="Times New Roman" w:eastAsia="Times New Roman" w:hAnsi="Times New Roman" w:cs="Times New Roman"/>
           <w:sz w:val="24"/>
           <w:szCs w:val="24"/>
-          <w:lang/>
         </w:rPr>
         <w:t xml:space="preserve"> ta’minlaymiz.</w:t>
       </w:r>
@@ -6520,7 +6505,6 @@
           <w:rFonts w:ascii="Times New Roman" w:eastAsia="Times New Roman" w:hAnsi="Times New Roman" w:cs="Times New Roman"/>
           <w:sz w:val="24"/>
           <w:szCs w:val="24"/>
-          <w:lang/>
         </w:rPr>
       </w:pPr>
       <w:r>
@@ -6528,7 +6512,6 @@
           <w:rFonts w:ascii="Times New Roman" w:eastAsia="Times New Roman" w:hAnsi="Times New Roman" w:cs="Times New Roman"/>
           <w:sz w:val="24"/>
           <w:szCs w:val="24"/>
-          <w:lang/>
         </w:rPr>
         <w:t>Ya’ni:</w:t>
       </w:r>
@@ -6544,7 +6527,6 @@
           <w:rFonts w:ascii="Times New Roman" w:eastAsia="Times New Roman" w:hAnsi="Times New Roman" w:cs="Times New Roman"/>
           <w:sz w:val="24"/>
           <w:szCs w:val="24"/>
-          <w:lang/>
         </w:rPr>
       </w:pPr>
       <w:r>
@@ -6552,7 +6534,6 @@
           <w:rFonts w:ascii="Courier New" w:eastAsia="Times New Roman" w:hAnsi="Courier New" w:cs="Courier New"/>
           <w:sz w:val="20"/>
           <w:szCs w:val="20"/>
-          <w:lang/>
         </w:rPr>
         <w:t>print(obj)</w:t>
       </w:r>
@@ -6561,7 +6542,6 @@
           <w:rFonts w:ascii="Times New Roman" w:eastAsia="Times New Roman" w:hAnsi="Times New Roman" w:cs="Times New Roman"/>
           <w:sz w:val="24"/>
           <w:szCs w:val="24"/>
-          <w:lang/>
         </w:rPr>
         <w:t xml:space="preserve"> → avtomatik </w:t>
       </w:r>
@@ -6570,7 +6550,6 @@
           <w:rFonts w:ascii="Courier New" w:eastAsia="Times New Roman" w:hAnsi="Courier New" w:cs="Courier New"/>
           <w:sz w:val="20"/>
           <w:szCs w:val="20"/>
-          <w:lang/>
         </w:rPr>
         <w:t>__str__()</w:t>
       </w:r>
@@ -6579,7 +6558,6 @@
           <w:rFonts w:ascii="Times New Roman" w:eastAsia="Times New Roman" w:hAnsi="Times New Roman" w:cs="Times New Roman"/>
           <w:sz w:val="24"/>
           <w:szCs w:val="24"/>
-          <w:lang/>
         </w:rPr>
         <w:t xml:space="preserve"> metodini chaqiradi.</w:t>
       </w:r>
@@ -6595,7 +6573,6 @@
           <w:rFonts w:ascii="Times New Roman" w:eastAsia="Times New Roman" w:hAnsi="Times New Roman" w:cs="Times New Roman"/>
           <w:sz w:val="24"/>
           <w:szCs w:val="24"/>
-          <w:lang/>
         </w:rPr>
       </w:pPr>
       <w:r>
@@ -6603,7 +6580,6 @@
           <w:rFonts w:ascii="Courier New" w:eastAsia="Times New Roman" w:hAnsi="Courier New" w:cs="Courier New"/>
           <w:sz w:val="20"/>
           <w:szCs w:val="20"/>
-          <w:lang/>
         </w:rPr>
         <w:t>len(obj)</w:t>
       </w:r>
@@ -6612,7 +6588,6 @@
           <w:rFonts w:ascii="Times New Roman" w:eastAsia="Times New Roman" w:hAnsi="Times New Roman" w:cs="Times New Roman"/>
           <w:sz w:val="24"/>
           <w:szCs w:val="24"/>
-          <w:lang/>
         </w:rPr>
         <w:t xml:space="preserve"> → avtomatik </w:t>
       </w:r>
@@ -6621,7 +6596,6 @@
           <w:rFonts w:ascii="Courier New" w:eastAsia="Times New Roman" w:hAnsi="Courier New" w:cs="Courier New"/>
           <w:sz w:val="20"/>
           <w:szCs w:val="20"/>
-          <w:lang/>
         </w:rPr>
         <w:t>__len__()</w:t>
       </w:r>
@@ -6630,7 +6604,6 @@
           <w:rFonts w:ascii="Times New Roman" w:eastAsia="Times New Roman" w:hAnsi="Times New Roman" w:cs="Times New Roman"/>
           <w:sz w:val="24"/>
           <w:szCs w:val="24"/>
-          <w:lang/>
         </w:rPr>
         <w:t xml:space="preserve"> metodini chaqiradi.</w:t>
       </w:r>
@@ -6646,7 +6619,6 @@
           <w:rFonts w:ascii="Times New Roman" w:eastAsia="Times New Roman" w:hAnsi="Times New Roman" w:cs="Times New Roman"/>
           <w:sz w:val="24"/>
           <w:szCs w:val="24"/>
-          <w:lang/>
         </w:rPr>
       </w:pPr>
       <w:r>
@@ -6654,7 +6626,6 @@
           <w:rFonts w:ascii="Courier New" w:eastAsia="Times New Roman" w:hAnsi="Courier New" w:cs="Courier New"/>
           <w:sz w:val="20"/>
           <w:szCs w:val="20"/>
-          <w:lang/>
         </w:rPr>
         <w:t>obj1 + obj2</w:t>
       </w:r>
@@ -6663,7 +6634,6 @@
           <w:rFonts w:ascii="Times New Roman" w:eastAsia="Times New Roman" w:hAnsi="Times New Roman" w:cs="Times New Roman"/>
           <w:sz w:val="24"/>
           <w:szCs w:val="24"/>
-          <w:lang/>
         </w:rPr>
         <w:t xml:space="preserve"> → avtomatik </w:t>
       </w:r>
@@ -6672,7 +6642,6 @@
           <w:rFonts w:ascii="Courier New" w:eastAsia="Times New Roman" w:hAnsi="Courier New" w:cs="Courier New"/>
           <w:sz w:val="20"/>
           <w:szCs w:val="20"/>
-          <w:lang/>
         </w:rPr>
         <w:t>__add__()</w:t>
       </w:r>
@@ -6681,7 +6650,6 @@
           <w:rFonts w:ascii="Times New Roman" w:eastAsia="Times New Roman" w:hAnsi="Times New Roman" w:cs="Times New Roman"/>
           <w:sz w:val="24"/>
           <w:szCs w:val="24"/>
-          <w:lang/>
         </w:rPr>
         <w:t xml:space="preserve"> metodini chaqiradi.</w:t>
       </w:r>
@@ -6697,7 +6665,6 @@
           <w:rFonts w:ascii="Times New Roman" w:eastAsia="Times New Roman" w:hAnsi="Times New Roman" w:cs="Times New Roman"/>
           <w:sz w:val="24"/>
           <w:szCs w:val="24"/>
-          <w:lang/>
         </w:rPr>
       </w:pPr>
       <w:r>
@@ -6705,7 +6672,6 @@
           <w:rFonts w:ascii="Courier New" w:eastAsia="Times New Roman" w:hAnsi="Courier New" w:cs="Courier New"/>
           <w:sz w:val="20"/>
           <w:szCs w:val="20"/>
-          <w:lang/>
         </w:rPr>
         <w:t>obj[i]</w:t>
       </w:r>
@@ -6714,7 +6680,6 @@
           <w:rFonts w:ascii="Times New Roman" w:eastAsia="Times New Roman" w:hAnsi="Times New Roman" w:cs="Times New Roman"/>
           <w:sz w:val="24"/>
           <w:szCs w:val="24"/>
-          <w:lang/>
         </w:rPr>
         <w:t xml:space="preserve"> → avtomatik </w:t>
       </w:r>
@@ -6723,7 +6688,6 @@
           <w:rFonts w:ascii="Courier New" w:eastAsia="Times New Roman" w:hAnsi="Courier New" w:cs="Courier New"/>
           <w:sz w:val="20"/>
           <w:szCs w:val="20"/>
-          <w:lang/>
         </w:rPr>
         <w:t>__getitem__()</w:t>
       </w:r>
@@ -6732,7 +6696,6 @@
           <w:rFonts w:ascii="Times New Roman" w:eastAsia="Times New Roman" w:hAnsi="Times New Roman" w:cs="Times New Roman"/>
           <w:sz w:val="24"/>
           <w:szCs w:val="24"/>
-          <w:lang/>
         </w:rPr>
         <w:t xml:space="preserve"> metodini chaqiradi.</w:t>
       </w:r>
@@ -6748,7 +6711,6 @@
           <w:rFonts w:ascii="Times New Roman" w:eastAsia="Times New Roman" w:hAnsi="Times New Roman" w:cs="Times New Roman"/>
           <w:sz w:val="24"/>
           <w:szCs w:val="24"/>
-          <w:lang/>
         </w:rPr>
       </w:pPr>
       <w:r>
@@ -6756,7 +6718,6 @@
           <w:rFonts w:ascii="Courier New" w:eastAsia="Times New Roman" w:hAnsi="Courier New" w:cs="Courier New"/>
           <w:sz w:val="20"/>
           <w:szCs w:val="20"/>
-          <w:lang/>
         </w:rPr>
         <w:t>obj1 == obj2</w:t>
       </w:r>
@@ -6765,7 +6726,6 @@
           <w:rFonts w:ascii="Times New Roman" w:eastAsia="Times New Roman" w:hAnsi="Times New Roman" w:cs="Times New Roman"/>
           <w:sz w:val="24"/>
           <w:szCs w:val="24"/>
-          <w:lang/>
         </w:rPr>
         <w:t xml:space="preserve"> → avtomatik </w:t>
       </w:r>
@@ -6774,7 +6734,6 @@
           <w:rFonts w:ascii="Courier New" w:eastAsia="Times New Roman" w:hAnsi="Courier New" w:cs="Courier New"/>
           <w:sz w:val="20"/>
           <w:szCs w:val="20"/>
-          <w:lang/>
         </w:rPr>
         <w:t>__eq__()</w:t>
       </w:r>
@@ -6783,7 +6742,6 @@
           <w:rFonts w:ascii="Times New Roman" w:eastAsia="Times New Roman" w:hAnsi="Times New Roman" w:cs="Times New Roman"/>
           <w:sz w:val="24"/>
           <w:szCs w:val="24"/>
-          <w:lang/>
         </w:rPr>
         <w:t xml:space="preserve"> metodini chaqiradi.</w:t>
       </w:r>
@@ -6795,7 +6753,6 @@
           <w:rFonts w:ascii="Times New Roman" w:eastAsia="Times New Roman" w:hAnsi="Times New Roman" w:cs="Times New Roman"/>
           <w:sz w:val="24"/>
           <w:szCs w:val="24"/>
-          <w:lang/>
         </w:rPr>
       </w:pPr>
       <w:r>
@@ -6803,10 +6760,9 @@
           <w:rFonts w:ascii="Times New Roman" w:eastAsia="Times New Roman" w:hAnsi="Times New Roman" w:cs="Times New Roman"/>
           <w:sz w:val="24"/>
           <w:szCs w:val="24"/>
-          <w:lang/>
         </w:rPr>
         <w:pict w14:anchorId="79F8F4EB">
-          <v:rect id="_x0000_i1061" style="width:0;height:1.5pt" o:hralign="center" o:hrstd="t" o:hr="t" fillcolor="#a0a0a0" stroked="f"/>
+          <v:rect id="_x0000_i1030" style="width:0;height:1.5pt" o:hralign="center" o:hrstd="t" o:hr="t" fillcolor="#a0a0a0" stroked="f"/>
         </w:pict>
       </w:r>
     </w:p>
@@ -6820,7 +6776,6 @@
           <w:bCs/>
           <w:sz w:val="27"/>
           <w:szCs w:val="27"/>
-          <w:lang/>
         </w:rPr>
       </w:pPr>
       <w:r>
@@ -6830,7 +6785,6 @@
           <w:bCs/>
           <w:sz w:val="27"/>
           <w:szCs w:val="27"/>
-          <w:lang/>
         </w:rPr>
         <w:t>🔹</w:t>
       </w:r>
@@ -6841,7 +6795,6 @@
           <w:bCs/>
           <w:sz w:val="27"/>
           <w:szCs w:val="27"/>
-          <w:lang/>
         </w:rPr>
         <w:t xml:space="preserve"> Asosiy turlari va vazifalari</w:t>
       </w:r>
@@ -6857,7 +6810,6 @@
           <w:rFonts w:ascii="Times New Roman" w:eastAsia="Times New Roman" w:hAnsi="Times New Roman" w:cs="Times New Roman"/>
           <w:sz w:val="24"/>
           <w:szCs w:val="24"/>
-          <w:lang/>
         </w:rPr>
       </w:pPr>
       <w:r>
@@ -6867,7 +6819,6 @@
           <w:bCs/>
           <w:sz w:val="24"/>
           <w:szCs w:val="24"/>
-          <w:lang/>
         </w:rPr>
         <w:t>Obyekt yaratish va o‘rnatish</w:t>
       </w:r>
@@ -6883,7 +6834,6 @@
           <w:rFonts w:ascii="Times New Roman" w:eastAsia="Times New Roman" w:hAnsi="Times New Roman" w:cs="Times New Roman"/>
           <w:sz w:val="24"/>
           <w:szCs w:val="24"/>
-          <w:lang/>
         </w:rPr>
       </w:pPr>
       <w:r>
@@ -6891,7 +6841,6 @@
           <w:rFonts w:ascii="Courier New" w:eastAsia="Times New Roman" w:hAnsi="Courier New" w:cs="Courier New"/>
           <w:sz w:val="20"/>
           <w:szCs w:val="20"/>
-          <w:lang/>
         </w:rPr>
         <w:t>__init__(self, ...)</w:t>
       </w:r>
@@ -6900,7 +6849,6 @@
           <w:rFonts w:ascii="Times New Roman" w:eastAsia="Times New Roman" w:hAnsi="Times New Roman" w:cs="Times New Roman"/>
           <w:sz w:val="24"/>
           <w:szCs w:val="24"/>
-          <w:lang/>
         </w:rPr>
         <w:t xml:space="preserve"> – konstruktor, obyekt yaratilganda ishlaydi.</w:t>
       </w:r>
@@ -6916,7 +6864,6 @@
           <w:rFonts w:ascii="Times New Roman" w:eastAsia="Times New Roman" w:hAnsi="Times New Roman" w:cs="Times New Roman"/>
           <w:sz w:val="24"/>
           <w:szCs w:val="24"/>
-          <w:lang/>
         </w:rPr>
       </w:pPr>
       <w:r>
@@ -6924,7 +6871,6 @@
           <w:rFonts w:ascii="Courier New" w:eastAsia="Times New Roman" w:hAnsi="Courier New" w:cs="Courier New"/>
           <w:sz w:val="20"/>
           <w:szCs w:val="20"/>
-          <w:lang/>
         </w:rPr>
         <w:t>__del__(self)</w:t>
       </w:r>
@@ -6933,7 +6879,6 @@
           <w:rFonts w:ascii="Times New Roman" w:eastAsia="Times New Roman" w:hAnsi="Times New Roman" w:cs="Times New Roman"/>
           <w:sz w:val="24"/>
           <w:szCs w:val="24"/>
-          <w:lang/>
         </w:rPr>
         <w:t xml:space="preserve"> – destruktor, obyekt o‘chirayotganda ishlaydi.</w:t>
       </w:r>
@@ -6949,7 +6894,6 @@
           <w:rFonts w:ascii="Times New Roman" w:eastAsia="Times New Roman" w:hAnsi="Times New Roman" w:cs="Times New Roman"/>
           <w:sz w:val="24"/>
           <w:szCs w:val="24"/>
-          <w:lang/>
         </w:rPr>
       </w:pPr>
       <w:r>
@@ -6959,7 +6903,6 @@
           <w:bCs/>
           <w:sz w:val="24"/>
           <w:szCs w:val="24"/>
-          <w:lang/>
         </w:rPr>
         <w:t>Matnli ko‘rinish</w:t>
       </w:r>
@@ -6975,7 +6918,6 @@
           <w:rFonts w:ascii="Times New Roman" w:eastAsia="Times New Roman" w:hAnsi="Times New Roman" w:cs="Times New Roman"/>
           <w:sz w:val="24"/>
           <w:szCs w:val="24"/>
-          <w:lang/>
         </w:rPr>
       </w:pPr>
       <w:r>
@@ -6983,7 +6925,6 @@
           <w:rFonts w:ascii="Courier New" w:eastAsia="Times New Roman" w:hAnsi="Courier New" w:cs="Courier New"/>
           <w:sz w:val="20"/>
           <w:szCs w:val="20"/>
-          <w:lang/>
         </w:rPr>
         <w:t>__str__(self)</w:t>
       </w:r>
@@ -6992,7 +6933,6 @@
           <w:rFonts w:ascii="Times New Roman" w:eastAsia="Times New Roman" w:hAnsi="Times New Roman" w:cs="Times New Roman"/>
           <w:sz w:val="24"/>
           <w:szCs w:val="24"/>
-          <w:lang/>
         </w:rPr>
         <w:t xml:space="preserve"> – </w:t>
       </w:r>
@@ -7001,7 +6941,6 @@
           <w:rFonts w:ascii="Courier New" w:eastAsia="Times New Roman" w:hAnsi="Courier New" w:cs="Courier New"/>
           <w:sz w:val="20"/>
           <w:szCs w:val="20"/>
-          <w:lang/>
         </w:rPr>
         <w:t>print(obj)</w:t>
       </w:r>
@@ -7010,7 +6949,6 @@
           <w:rFonts w:ascii="Times New Roman" w:eastAsia="Times New Roman" w:hAnsi="Times New Roman" w:cs="Times New Roman"/>
           <w:sz w:val="24"/>
           <w:szCs w:val="24"/>
-          <w:lang/>
         </w:rPr>
         <w:t xml:space="preserve"> chaqirilganda ishlaydi.</w:t>
       </w:r>
@@ -7026,7 +6964,6 @@
           <w:rFonts w:ascii="Times New Roman" w:eastAsia="Times New Roman" w:hAnsi="Times New Roman" w:cs="Times New Roman"/>
           <w:sz w:val="24"/>
           <w:szCs w:val="24"/>
-          <w:lang/>
         </w:rPr>
       </w:pPr>
       <w:r>
@@ -7034,7 +6971,6 @@
           <w:rFonts w:ascii="Courier New" w:eastAsia="Times New Roman" w:hAnsi="Courier New" w:cs="Courier New"/>
           <w:sz w:val="20"/>
           <w:szCs w:val="20"/>
-          <w:lang/>
         </w:rPr>
         <w:t>__repr__(self)</w:t>
       </w:r>
@@ -7043,7 +6979,6 @@
           <w:rFonts w:ascii="Times New Roman" w:eastAsia="Times New Roman" w:hAnsi="Times New Roman" w:cs="Times New Roman"/>
           <w:sz w:val="24"/>
           <w:szCs w:val="24"/>
-          <w:lang/>
         </w:rPr>
         <w:t xml:space="preserve"> – obyektni aniqroq matnli ko‘rinishda qaytaradi (debug uchun).</w:t>
       </w:r>
@@ -7059,7 +6994,6 @@
           <w:rFonts w:ascii="Times New Roman" w:eastAsia="Times New Roman" w:hAnsi="Times New Roman" w:cs="Times New Roman"/>
           <w:sz w:val="24"/>
           <w:szCs w:val="24"/>
-          <w:lang/>
         </w:rPr>
       </w:pPr>
       <w:r>
@@ -7069,7 +7003,6 @@
           <w:bCs/>
           <w:sz w:val="24"/>
           <w:szCs w:val="24"/>
-          <w:lang/>
         </w:rPr>
         <w:t>O‘lcham va elementlarga murojaat</w:t>
       </w:r>
@@ -7085,7 +7018,6 @@
           <w:rFonts w:ascii="Times New Roman" w:eastAsia="Times New Roman" w:hAnsi="Times New Roman" w:cs="Times New Roman"/>
           <w:sz w:val="24"/>
           <w:szCs w:val="24"/>
-          <w:lang/>
         </w:rPr>
       </w:pPr>
       <w:r>
@@ -7093,7 +7025,6 @@
           <w:rFonts w:ascii="Courier New" w:eastAsia="Times New Roman" w:hAnsi="Courier New" w:cs="Courier New"/>
           <w:sz w:val="20"/>
           <w:szCs w:val="20"/>
-          <w:lang/>
         </w:rPr>
         <w:t>__len__(self)</w:t>
       </w:r>
@@ -7102,7 +7033,6 @@
           <w:rFonts w:ascii="Times New Roman" w:eastAsia="Times New Roman" w:hAnsi="Times New Roman" w:cs="Times New Roman"/>
           <w:sz w:val="24"/>
           <w:szCs w:val="24"/>
-          <w:lang/>
         </w:rPr>
         <w:t xml:space="preserve"> – </w:t>
       </w:r>
@@ -7111,7 +7041,6 @@
           <w:rFonts w:ascii="Courier New" w:eastAsia="Times New Roman" w:hAnsi="Courier New" w:cs="Courier New"/>
           <w:sz w:val="20"/>
           <w:szCs w:val="20"/>
-          <w:lang/>
         </w:rPr>
         <w:t>len(obj)</w:t>
       </w:r>
@@ -7120,7 +7049,6 @@
           <w:rFonts w:ascii="Times New Roman" w:eastAsia="Times New Roman" w:hAnsi="Times New Roman" w:cs="Times New Roman"/>
           <w:sz w:val="24"/>
           <w:szCs w:val="24"/>
-          <w:lang/>
         </w:rPr>
         <w:t xml:space="preserve"> ishlashi uchun.</w:t>
       </w:r>
@@ -7136,7 +7064,6 @@
           <w:rFonts w:ascii="Times New Roman" w:eastAsia="Times New Roman" w:hAnsi="Times New Roman" w:cs="Times New Roman"/>
           <w:sz w:val="24"/>
           <w:szCs w:val="24"/>
-          <w:lang/>
         </w:rPr>
       </w:pPr>
       <w:r>
@@ -7144,7 +7071,6 @@
           <w:rFonts w:ascii="Courier New" w:eastAsia="Times New Roman" w:hAnsi="Courier New" w:cs="Courier New"/>
           <w:sz w:val="20"/>
           <w:szCs w:val="20"/>
-          <w:lang/>
         </w:rPr>
         <w:t>__getitem__(self, index)</w:t>
       </w:r>
@@ -7153,7 +7079,6 @@
           <w:rFonts w:ascii="Times New Roman" w:eastAsia="Times New Roman" w:hAnsi="Times New Roman" w:cs="Times New Roman"/>
           <w:sz w:val="24"/>
           <w:szCs w:val="24"/>
-          <w:lang/>
         </w:rPr>
         <w:t xml:space="preserve"> – </w:t>
       </w:r>
@@ -7162,7 +7087,6 @@
           <w:rFonts w:ascii="Courier New" w:eastAsia="Times New Roman" w:hAnsi="Courier New" w:cs="Courier New"/>
           <w:sz w:val="20"/>
           <w:szCs w:val="20"/>
-          <w:lang/>
         </w:rPr>
         <w:t>obj[index]</w:t>
       </w:r>
@@ -7171,7 +7095,6 @@
           <w:rFonts w:ascii="Times New Roman" w:eastAsia="Times New Roman" w:hAnsi="Times New Roman" w:cs="Times New Roman"/>
           <w:sz w:val="24"/>
           <w:szCs w:val="24"/>
-          <w:lang/>
         </w:rPr>
         <w:t xml:space="preserve"> ishlashi uchun.</w:t>
       </w:r>
@@ -7187,7 +7110,6 @@
           <w:rFonts w:ascii="Times New Roman" w:eastAsia="Times New Roman" w:hAnsi="Times New Roman" w:cs="Times New Roman"/>
           <w:sz w:val="24"/>
           <w:szCs w:val="24"/>
-          <w:lang/>
         </w:rPr>
       </w:pPr>
       <w:r>
@@ -7195,7 +7117,6 @@
           <w:rFonts w:ascii="Courier New" w:eastAsia="Times New Roman" w:hAnsi="Courier New" w:cs="Courier New"/>
           <w:sz w:val="20"/>
           <w:szCs w:val="20"/>
-          <w:lang/>
         </w:rPr>
         <w:t>__setitem__(self, index, value)</w:t>
       </w:r>
@@ -7204,7 +7125,6 @@
           <w:rFonts w:ascii="Times New Roman" w:eastAsia="Times New Roman" w:hAnsi="Times New Roman" w:cs="Times New Roman"/>
           <w:sz w:val="24"/>
           <w:szCs w:val="24"/>
-          <w:lang/>
         </w:rPr>
         <w:t xml:space="preserve"> – </w:t>
       </w:r>
@@ -7213,7 +7133,6 @@
           <w:rFonts w:ascii="Courier New" w:eastAsia="Times New Roman" w:hAnsi="Courier New" w:cs="Courier New"/>
           <w:sz w:val="20"/>
           <w:szCs w:val="20"/>
-          <w:lang/>
         </w:rPr>
         <w:t>obj[index] = value</w:t>
       </w:r>
@@ -7222,7 +7141,6 @@
           <w:rFonts w:ascii="Times New Roman" w:eastAsia="Times New Roman" w:hAnsi="Times New Roman" w:cs="Times New Roman"/>
           <w:sz w:val="24"/>
           <w:szCs w:val="24"/>
-          <w:lang/>
         </w:rPr>
         <w:t xml:space="preserve"> ishlashi uchun.</w:t>
       </w:r>
@@ -7238,7 +7156,6 @@
           <w:rFonts w:ascii="Times New Roman" w:eastAsia="Times New Roman" w:hAnsi="Times New Roman" w:cs="Times New Roman"/>
           <w:sz w:val="24"/>
           <w:szCs w:val="24"/>
-          <w:lang/>
         </w:rPr>
       </w:pPr>
       <w:r>
@@ -7246,7 +7163,6 @@
           <w:rFonts w:ascii="Courier New" w:eastAsia="Times New Roman" w:hAnsi="Courier New" w:cs="Courier New"/>
           <w:sz w:val="20"/>
           <w:szCs w:val="20"/>
-          <w:lang/>
         </w:rPr>
         <w:t>__delitem__(self, index)</w:t>
       </w:r>
@@ -7255,7 +7171,6 @@
           <w:rFonts w:ascii="Times New Roman" w:eastAsia="Times New Roman" w:hAnsi="Times New Roman" w:cs="Times New Roman"/>
           <w:sz w:val="24"/>
           <w:szCs w:val="24"/>
-          <w:lang/>
         </w:rPr>
         <w:t xml:space="preserve"> – </w:t>
       </w:r>
@@ -7264,7 +7179,6 @@
           <w:rFonts w:ascii="Courier New" w:eastAsia="Times New Roman" w:hAnsi="Courier New" w:cs="Courier New"/>
           <w:sz w:val="20"/>
           <w:szCs w:val="20"/>
-          <w:lang/>
         </w:rPr>
         <w:t>del obj[index]</w:t>
       </w:r>
@@ -7273,7 +7187,6 @@
           <w:rFonts w:ascii="Times New Roman" w:eastAsia="Times New Roman" w:hAnsi="Times New Roman" w:cs="Times New Roman"/>
           <w:sz w:val="24"/>
           <w:szCs w:val="24"/>
-          <w:lang/>
         </w:rPr>
         <w:t xml:space="preserve"> ishlashi uchun.</w:t>
       </w:r>
@@ -7289,7 +7202,6 @@
           <w:rFonts w:ascii="Times New Roman" w:eastAsia="Times New Roman" w:hAnsi="Times New Roman" w:cs="Times New Roman"/>
           <w:sz w:val="24"/>
           <w:szCs w:val="24"/>
-          <w:lang/>
         </w:rPr>
       </w:pPr>
       <w:r>
@@ -7299,7 +7211,6 @@
           <w:bCs/>
           <w:sz w:val="24"/>
           <w:szCs w:val="24"/>
-          <w:lang/>
         </w:rPr>
         <w:t>Operatorlarni qo‘llash</w:t>
       </w:r>
@@ -7315,7 +7226,6 @@
           <w:rFonts w:ascii="Times New Roman" w:eastAsia="Times New Roman" w:hAnsi="Times New Roman" w:cs="Times New Roman"/>
           <w:sz w:val="24"/>
           <w:szCs w:val="24"/>
-          <w:lang/>
         </w:rPr>
       </w:pPr>
       <w:r>
@@ -7323,7 +7233,6 @@
           <w:rFonts w:ascii="Courier New" w:eastAsia="Times New Roman" w:hAnsi="Courier New" w:cs="Courier New"/>
           <w:sz w:val="20"/>
           <w:szCs w:val="20"/>
-          <w:lang/>
         </w:rPr>
         <w:t>__add__(self, other)</w:t>
       </w:r>
@@ -7332,7 +7241,6 @@
           <w:rFonts w:ascii="Times New Roman" w:eastAsia="Times New Roman" w:hAnsi="Times New Roman" w:cs="Times New Roman"/>
           <w:sz w:val="24"/>
           <w:szCs w:val="24"/>
-          <w:lang/>
         </w:rPr>
         <w:t xml:space="preserve"> – </w:t>
       </w:r>
@@ -7341,7 +7249,6 @@
           <w:rFonts w:ascii="Courier New" w:eastAsia="Times New Roman" w:hAnsi="Courier New" w:cs="Courier New"/>
           <w:sz w:val="20"/>
           <w:szCs w:val="20"/>
-          <w:lang/>
         </w:rPr>
         <w:t>+</w:t>
       </w:r>
@@ -7350,7 +7257,6 @@
           <w:rFonts w:ascii="Times New Roman" w:eastAsia="Times New Roman" w:hAnsi="Times New Roman" w:cs="Times New Roman"/>
           <w:sz w:val="24"/>
           <w:szCs w:val="24"/>
-          <w:lang/>
         </w:rPr>
         <w:t xml:space="preserve"> operatori.</w:t>
       </w:r>
@@ -7366,7 +7272,6 @@
           <w:rFonts w:ascii="Times New Roman" w:eastAsia="Times New Roman" w:hAnsi="Times New Roman" w:cs="Times New Roman"/>
           <w:sz w:val="24"/>
           <w:szCs w:val="24"/>
-          <w:lang/>
         </w:rPr>
       </w:pPr>
       <w:r>
@@ -7374,7 +7279,6 @@
           <w:rFonts w:ascii="Courier New" w:eastAsia="Times New Roman" w:hAnsi="Courier New" w:cs="Courier New"/>
           <w:sz w:val="20"/>
           <w:szCs w:val="20"/>
-          <w:lang/>
         </w:rPr>
         <w:t>__sub__(self, other)</w:t>
       </w:r>
@@ -7383,7 +7287,6 @@
           <w:rFonts w:ascii="Times New Roman" w:eastAsia="Times New Roman" w:hAnsi="Times New Roman" w:cs="Times New Roman"/>
           <w:sz w:val="24"/>
           <w:szCs w:val="24"/>
-          <w:lang/>
         </w:rPr>
         <w:t xml:space="preserve"> – </w:t>
       </w:r>
@@ -7392,7 +7295,6 @@
           <w:rFonts w:ascii="Courier New" w:eastAsia="Times New Roman" w:hAnsi="Courier New" w:cs="Courier New"/>
           <w:sz w:val="20"/>
           <w:szCs w:val="20"/>
-          <w:lang/>
         </w:rPr>
         <w:t>-</w:t>
       </w:r>
@@ -7401,7 +7303,6 @@
           <w:rFonts w:ascii="Times New Roman" w:eastAsia="Times New Roman" w:hAnsi="Times New Roman" w:cs="Times New Roman"/>
           <w:sz w:val="24"/>
           <w:szCs w:val="24"/>
-          <w:lang/>
         </w:rPr>
         <w:t xml:space="preserve"> operatori.</w:t>
       </w:r>
@@ -7417,7 +7318,6 @@
           <w:rFonts w:ascii="Times New Roman" w:eastAsia="Times New Roman" w:hAnsi="Times New Roman" w:cs="Times New Roman"/>
           <w:sz w:val="24"/>
           <w:szCs w:val="24"/>
-          <w:lang/>
         </w:rPr>
       </w:pPr>
       <w:r>
@@ -7425,7 +7325,6 @@
           <w:rFonts w:ascii="Courier New" w:eastAsia="Times New Roman" w:hAnsi="Courier New" w:cs="Courier New"/>
           <w:sz w:val="20"/>
           <w:szCs w:val="20"/>
-          <w:lang/>
         </w:rPr>
         <w:t>__mul__(self, other)</w:t>
       </w:r>
@@ -7434,7 +7333,6 @@
           <w:rFonts w:ascii="Times New Roman" w:eastAsia="Times New Roman" w:hAnsi="Times New Roman" w:cs="Times New Roman"/>
           <w:sz w:val="24"/>
           <w:szCs w:val="24"/>
-          <w:lang/>
         </w:rPr>
         <w:t xml:space="preserve"> – </w:t>
       </w:r>
@@ -7443,7 +7341,6 @@
           <w:rFonts w:ascii="Courier New" w:eastAsia="Times New Roman" w:hAnsi="Courier New" w:cs="Courier New"/>
           <w:sz w:val="20"/>
           <w:szCs w:val="20"/>
-          <w:lang/>
         </w:rPr>
         <w:t>*</w:t>
       </w:r>
@@ -7452,7 +7349,6 @@
           <w:rFonts w:ascii="Times New Roman" w:eastAsia="Times New Roman" w:hAnsi="Times New Roman" w:cs="Times New Roman"/>
           <w:sz w:val="24"/>
           <w:szCs w:val="24"/>
-          <w:lang/>
         </w:rPr>
         <w:t xml:space="preserve"> operatori.</w:t>
       </w:r>
@@ -7468,7 +7364,6 @@
           <w:rFonts w:ascii="Times New Roman" w:eastAsia="Times New Roman" w:hAnsi="Times New Roman" w:cs="Times New Roman"/>
           <w:sz w:val="24"/>
           <w:szCs w:val="24"/>
-          <w:lang/>
         </w:rPr>
       </w:pPr>
       <w:r>
@@ -7476,7 +7371,6 @@
           <w:rFonts w:ascii="Courier New" w:eastAsia="Times New Roman" w:hAnsi="Courier New" w:cs="Courier New"/>
           <w:sz w:val="20"/>
           <w:szCs w:val="20"/>
-          <w:lang/>
         </w:rPr>
         <w:t>__truediv__(self, other)</w:t>
       </w:r>
@@ -7485,7 +7379,6 @@
           <w:rFonts w:ascii="Times New Roman" w:eastAsia="Times New Roman" w:hAnsi="Times New Roman" w:cs="Times New Roman"/>
           <w:sz w:val="24"/>
           <w:szCs w:val="24"/>
-          <w:lang/>
         </w:rPr>
         <w:t xml:space="preserve"> – </w:t>
       </w:r>
@@ -7494,7 +7387,6 @@
           <w:rFonts w:ascii="Courier New" w:eastAsia="Times New Roman" w:hAnsi="Courier New" w:cs="Courier New"/>
           <w:sz w:val="20"/>
           <w:szCs w:val="20"/>
-          <w:lang/>
         </w:rPr>
         <w:t>/</w:t>
       </w:r>
@@ -7503,7 +7395,6 @@
           <w:rFonts w:ascii="Times New Roman" w:eastAsia="Times New Roman" w:hAnsi="Times New Roman" w:cs="Times New Roman"/>
           <w:sz w:val="24"/>
           <w:szCs w:val="24"/>
-          <w:lang/>
         </w:rPr>
         <w:t xml:space="preserve"> operatori.</w:t>
       </w:r>
@@ -7519,7 +7410,6 @@
           <w:rFonts w:ascii="Times New Roman" w:eastAsia="Times New Roman" w:hAnsi="Times New Roman" w:cs="Times New Roman"/>
           <w:sz w:val="24"/>
           <w:szCs w:val="24"/>
-          <w:lang/>
         </w:rPr>
       </w:pPr>
       <w:r>
@@ -7527,7 +7417,6 @@
           <w:rFonts w:ascii="Courier New" w:eastAsia="Times New Roman" w:hAnsi="Courier New" w:cs="Courier New"/>
           <w:sz w:val="20"/>
           <w:szCs w:val="20"/>
-          <w:lang/>
         </w:rPr>
         <w:t>__eq__(self, other)</w:t>
       </w:r>
@@ -7536,7 +7425,6 @@
           <w:rFonts w:ascii="Times New Roman" w:eastAsia="Times New Roman" w:hAnsi="Times New Roman" w:cs="Times New Roman"/>
           <w:sz w:val="24"/>
           <w:szCs w:val="24"/>
-          <w:lang/>
         </w:rPr>
         <w:t xml:space="preserve"> – </w:t>
       </w:r>
@@ -7545,7 +7433,6 @@
           <w:rFonts w:ascii="Courier New" w:eastAsia="Times New Roman" w:hAnsi="Courier New" w:cs="Courier New"/>
           <w:sz w:val="20"/>
           <w:szCs w:val="20"/>
-          <w:lang/>
         </w:rPr>
         <w:t>==</w:t>
       </w:r>
@@ -7554,7 +7441,6 @@
           <w:rFonts w:ascii="Times New Roman" w:eastAsia="Times New Roman" w:hAnsi="Times New Roman" w:cs="Times New Roman"/>
           <w:sz w:val="24"/>
           <w:szCs w:val="24"/>
-          <w:lang/>
         </w:rPr>
         <w:t xml:space="preserve"> operatori.</w:t>
       </w:r>
@@ -7570,7 +7456,6 @@
           <w:rFonts w:ascii="Times New Roman" w:eastAsia="Times New Roman" w:hAnsi="Times New Roman" w:cs="Times New Roman"/>
           <w:sz w:val="24"/>
           <w:szCs w:val="24"/>
-          <w:lang/>
         </w:rPr>
       </w:pPr>
       <w:r>
@@ -7578,7 +7463,6 @@
           <w:rFonts w:ascii="Courier New" w:eastAsia="Times New Roman" w:hAnsi="Courier New" w:cs="Courier New"/>
           <w:sz w:val="20"/>
           <w:szCs w:val="20"/>
-          <w:lang/>
         </w:rPr>
         <w:t>__lt__(self, other)</w:t>
       </w:r>
@@ -7587,7 +7471,6 @@
           <w:rFonts w:ascii="Times New Roman" w:eastAsia="Times New Roman" w:hAnsi="Times New Roman" w:cs="Times New Roman"/>
           <w:sz w:val="24"/>
           <w:szCs w:val="24"/>
-          <w:lang/>
         </w:rPr>
         <w:t xml:space="preserve"> – </w:t>
       </w:r>
@@ -7596,7 +7479,6 @@
           <w:rFonts w:ascii="Courier New" w:eastAsia="Times New Roman" w:hAnsi="Courier New" w:cs="Courier New"/>
           <w:sz w:val="20"/>
           <w:szCs w:val="20"/>
-          <w:lang/>
         </w:rPr>
         <w:t>&lt;</w:t>
       </w:r>
@@ -7605,7 +7487,6 @@
           <w:rFonts w:ascii="Times New Roman" w:eastAsia="Times New Roman" w:hAnsi="Times New Roman" w:cs="Times New Roman"/>
           <w:sz w:val="24"/>
           <w:szCs w:val="24"/>
-          <w:lang/>
         </w:rPr>
         <w:t xml:space="preserve"> operatori.</w:t>
       </w:r>
@@ -7621,7 +7502,6 @@
           <w:rFonts w:ascii="Times New Roman" w:eastAsia="Times New Roman" w:hAnsi="Times New Roman" w:cs="Times New Roman"/>
           <w:sz w:val="24"/>
           <w:szCs w:val="24"/>
-          <w:lang/>
         </w:rPr>
       </w:pPr>
       <w:r>
@@ -7629,7 +7509,6 @@
           <w:rFonts w:ascii="Times New Roman" w:eastAsia="Times New Roman" w:hAnsi="Times New Roman" w:cs="Times New Roman"/>
           <w:sz w:val="24"/>
           <w:szCs w:val="24"/>
-          <w:lang/>
         </w:rPr>
         <w:t>va boshqa matematik va taqqoslash operatorlari.</w:t>
       </w:r>
@@ -7645,7 +7524,6 @@
           <w:rFonts w:ascii="Times New Roman" w:eastAsia="Times New Roman" w:hAnsi="Times New Roman" w:cs="Times New Roman"/>
           <w:sz w:val="24"/>
           <w:szCs w:val="24"/>
-          <w:lang/>
         </w:rPr>
       </w:pPr>
       <w:r>
@@ -7655,10 +7533,10 @@
           <w:bCs/>
           <w:sz w:val="24"/>
           <w:szCs w:val="24"/>
-          <w:lang/>
         </w:rPr>
         <w:t>Chaq</w:t>
       </w:r>
+      <w:proofErr w:type="spellStart"/>
       <w:r>
         <w:rPr>
           <w:rFonts w:ascii="Times New Roman" w:eastAsia="Times New Roman" w:hAnsi="Times New Roman" w:cs="Times New Roman"/>
@@ -7670,8 +7548,7 @@
         </w:rPr>
         <w:t>i</w:t>
       </w:r>
-      <w:bookmarkStart w:id="1" w:name="_GoBack"/>
-      <w:bookmarkEnd w:id="1"/>
+      <w:proofErr w:type="spellEnd"/>
       <w:r>
         <w:rPr>
           <w:rFonts w:ascii="Times New Roman" w:eastAsia="Times New Roman" w:hAnsi="Times New Roman" w:cs="Times New Roman"/>
@@ -7679,7 +7556,6 @@
           <w:bCs/>
           <w:sz w:val="24"/>
           <w:szCs w:val="24"/>
-          <w:lang/>
         </w:rPr>
         <w:t>riladigan obyektlar</w:t>
       </w:r>
@@ -7695,7 +7571,6 @@
           <w:rFonts w:ascii="Times New Roman" w:eastAsia="Times New Roman" w:hAnsi="Times New Roman" w:cs="Times New Roman"/>
           <w:sz w:val="24"/>
           <w:szCs w:val="24"/>
-          <w:lang/>
         </w:rPr>
       </w:pPr>
       <w:r>
@@ -7703,7 +7578,6 @@
           <w:rFonts w:ascii="Courier New" w:eastAsia="Times New Roman" w:hAnsi="Courier New" w:cs="Courier New"/>
           <w:sz w:val="20"/>
           <w:szCs w:val="20"/>
-          <w:lang/>
         </w:rPr>
         <w:t>__call__(self, ...)</w:t>
       </w:r>
@@ -7712,7 +7586,6 @@
           <w:rFonts w:ascii="Times New Roman" w:eastAsia="Times New Roman" w:hAnsi="Times New Roman" w:cs="Times New Roman"/>
           <w:sz w:val="24"/>
           <w:szCs w:val="24"/>
-          <w:lang/>
         </w:rPr>
         <w:t xml:space="preserve"> – obyektni funksiya kabi chaqirish imkonini beradi.</w:t>
       </w:r>
@@ -7724,7 +7597,6 @@
           <w:rFonts w:ascii="Times New Roman" w:eastAsia="Times New Roman" w:hAnsi="Times New Roman" w:cs="Times New Roman"/>
           <w:sz w:val="24"/>
           <w:szCs w:val="24"/>
-          <w:lang/>
         </w:rPr>
       </w:pPr>
       <w:r>
@@ -7732,10 +7604,9 @@
           <w:rFonts w:ascii="Times New Roman" w:eastAsia="Times New Roman" w:hAnsi="Times New Roman" w:cs="Times New Roman"/>
           <w:sz w:val="24"/>
           <w:szCs w:val="24"/>
-          <w:lang/>
         </w:rPr>
         <w:pict w14:anchorId="5ED8C385">
-          <v:rect id="_x0000_i1062" style="width:0;height:1.5pt" o:hralign="center" o:hrstd="t" o:hr="t" fillcolor="#a0a0a0" stroked="f"/>
+          <v:rect id="_x0000_i1031" style="width:0;height:1.5pt" o:hralign="center" o:hrstd="t" o:hr="t" fillcolor="#a0a0a0" stroked="f"/>
         </w:pict>
       </w:r>
     </w:p>
@@ -7749,7 +7620,6 @@
           <w:bCs/>
           <w:sz w:val="27"/>
           <w:szCs w:val="27"/>
-          <w:lang/>
         </w:rPr>
       </w:pPr>
       <w:r>
@@ -7759,7 +7629,6 @@
           <w:bCs/>
           <w:sz w:val="27"/>
           <w:szCs w:val="27"/>
-          <w:lang/>
         </w:rPr>
         <w:lastRenderedPageBreak/>
         <w:t>🔹</w:t>
@@ -7771,7 +7640,6 @@
           <w:bCs/>
           <w:sz w:val="27"/>
           <w:szCs w:val="27"/>
-          <w:lang/>
         </w:rPr>
         <w:t xml:space="preserve"> Misol</w:t>
       </w:r>
@@ -7785,16 +7653,14 @@
           <w:color w:val="333333"/>
           <w:sz w:val="21"/>
           <w:szCs w:val="21"/>
-          <w:lang/>
-        </w:rPr>
-      </w:pPr>
-      <w:r>
-        <w:rPr>
-          <w:rFonts w:ascii="Consolas" w:eastAsia="Times New Roman" w:hAnsi="Consolas" w:cs="Times New Roman"/>
-          <w:color w:val="7A3E9D"/>
-          <w:sz w:val="21"/>
-          <w:szCs w:val="21"/>
-          <w:lang/>
+        </w:rPr>
+      </w:pPr>
+      <w:r>
+        <w:rPr>
+          <w:rFonts w:ascii="Consolas" w:eastAsia="Times New Roman" w:hAnsi="Consolas" w:cs="Times New Roman"/>
+          <w:color w:val="7A3E9D"/>
+          <w:sz w:val="21"/>
+          <w:szCs w:val="21"/>
         </w:rPr>
         <w:t>class</w:t>
       </w:r>
@@ -7804,7 +7670,6 @@
           <w:color w:val="333333"/>
           <w:sz w:val="21"/>
           <w:szCs w:val="21"/>
-          <w:lang/>
         </w:rPr>
         <w:t xml:space="preserve"> </w:t>
       </w:r>
@@ -7816,7 +7681,6 @@
           <w:color w:val="7A3E9D"/>
           <w:sz w:val="21"/>
           <w:szCs w:val="21"/>
-          <w:lang/>
         </w:rPr>
         <w:t>Vector</w:t>
       </w:r>
@@ -7826,7 +7690,6 @@
           <w:color w:val="777777"/>
           <w:sz w:val="21"/>
           <w:szCs w:val="21"/>
-          <w:lang/>
         </w:rPr>
         <w:t>:</w:t>
       </w:r>
@@ -7840,16 +7703,14 @@
           <w:color w:val="333333"/>
           <w:sz w:val="21"/>
           <w:szCs w:val="21"/>
-          <w:lang/>
-        </w:rPr>
-      </w:pPr>
-      <w:r>
-        <w:rPr>
-          <w:rFonts w:ascii="Consolas" w:eastAsia="Times New Roman" w:hAnsi="Consolas" w:cs="Times New Roman"/>
-          <w:color w:val="333333"/>
-          <w:sz w:val="21"/>
-          <w:szCs w:val="21"/>
-          <w:lang/>
+        </w:rPr>
+      </w:pPr>
+      <w:r>
+        <w:rPr>
+          <w:rFonts w:ascii="Consolas" w:eastAsia="Times New Roman" w:hAnsi="Consolas" w:cs="Times New Roman"/>
+          <w:color w:val="333333"/>
+          <w:sz w:val="21"/>
+          <w:szCs w:val="21"/>
         </w:rPr>
         <w:t xml:space="preserve">    </w:t>
       </w:r>
@@ -7859,7 +7720,6 @@
           <w:color w:val="7A3E9D"/>
           <w:sz w:val="21"/>
           <w:szCs w:val="21"/>
-          <w:lang/>
         </w:rPr>
         <w:t>def</w:t>
       </w:r>
@@ -7869,7 +7729,6 @@
           <w:color w:val="333333"/>
           <w:sz w:val="21"/>
           <w:szCs w:val="21"/>
-          <w:lang/>
         </w:rPr>
         <w:t xml:space="preserve"> </w:t>
       </w:r>
@@ -7881,7 +7740,6 @@
           <w:color w:val="AA3731"/>
           <w:sz w:val="21"/>
           <w:szCs w:val="21"/>
-          <w:lang/>
         </w:rPr>
         <w:t>__init__</w:t>
       </w:r>
@@ -7891,7 +7749,6 @@
           <w:color w:val="777777"/>
           <w:sz w:val="21"/>
           <w:szCs w:val="21"/>
-          <w:lang/>
         </w:rPr>
         <w:t>(</w:t>
       </w:r>
@@ -7901,7 +7758,6 @@
           <w:color w:val="7A3E9D"/>
           <w:sz w:val="21"/>
           <w:szCs w:val="21"/>
-          <w:lang/>
         </w:rPr>
         <w:t>self</w:t>
       </w:r>
@@ -7911,7 +7767,6 @@
           <w:color w:val="777777"/>
           <w:sz w:val="21"/>
           <w:szCs w:val="21"/>
-          <w:lang/>
         </w:rPr>
         <w:t>,</w:t>
       </w:r>
@@ -7921,17 +7776,15 @@
           <w:color w:val="333333"/>
           <w:sz w:val="21"/>
           <w:szCs w:val="21"/>
-          <w:lang/>
-        </w:rPr>
-        <w:t xml:space="preserve"> </w:t>
-      </w:r>
-      <w:r>
-        <w:rPr>
-          <w:rFonts w:ascii="Consolas" w:eastAsia="Times New Roman" w:hAnsi="Consolas" w:cs="Times New Roman"/>
-          <w:color w:val="7A3E9D"/>
-          <w:sz w:val="21"/>
-          <w:szCs w:val="21"/>
-          <w:lang/>
+        </w:rPr>
+        <w:t xml:space="preserve"> </w:t>
+      </w:r>
+      <w:r>
+        <w:rPr>
+          <w:rFonts w:ascii="Consolas" w:eastAsia="Times New Roman" w:hAnsi="Consolas" w:cs="Times New Roman"/>
+          <w:color w:val="7A3E9D"/>
+          <w:sz w:val="21"/>
+          <w:szCs w:val="21"/>
         </w:rPr>
         <w:t>x</w:t>
       </w:r>
@@ -7941,7 +7794,6 @@
           <w:color w:val="777777"/>
           <w:sz w:val="21"/>
           <w:szCs w:val="21"/>
-          <w:lang/>
         </w:rPr>
         <w:t>,</w:t>
       </w:r>
@@ -7951,17 +7803,15 @@
           <w:color w:val="333333"/>
           <w:sz w:val="21"/>
           <w:szCs w:val="21"/>
-          <w:lang/>
-        </w:rPr>
-        <w:t xml:space="preserve"> </w:t>
-      </w:r>
-      <w:r>
-        <w:rPr>
-          <w:rFonts w:ascii="Consolas" w:eastAsia="Times New Roman" w:hAnsi="Consolas" w:cs="Times New Roman"/>
-          <w:color w:val="7A3E9D"/>
-          <w:sz w:val="21"/>
-          <w:szCs w:val="21"/>
-          <w:lang/>
+        </w:rPr>
+        <w:t xml:space="preserve"> </w:t>
+      </w:r>
+      <w:r>
+        <w:rPr>
+          <w:rFonts w:ascii="Consolas" w:eastAsia="Times New Roman" w:hAnsi="Consolas" w:cs="Times New Roman"/>
+          <w:color w:val="7A3E9D"/>
+          <w:sz w:val="21"/>
+          <w:szCs w:val="21"/>
         </w:rPr>
         <w:t>y</w:t>
       </w:r>
@@ -7971,7 +7821,6 @@
           <w:color w:val="777777"/>
           <w:sz w:val="21"/>
           <w:szCs w:val="21"/>
-          <w:lang/>
         </w:rPr>
         <w:t>):</w:t>
       </w:r>
@@ -7985,16 +7834,14 @@
           <w:color w:val="333333"/>
           <w:sz w:val="21"/>
           <w:szCs w:val="21"/>
-          <w:lang/>
-        </w:rPr>
-      </w:pPr>
-      <w:r>
-        <w:rPr>
-          <w:rFonts w:ascii="Consolas" w:eastAsia="Times New Roman" w:hAnsi="Consolas" w:cs="Times New Roman"/>
-          <w:color w:val="333333"/>
-          <w:sz w:val="21"/>
-          <w:szCs w:val="21"/>
-          <w:lang/>
+        </w:rPr>
+      </w:pPr>
+      <w:r>
+        <w:rPr>
+          <w:rFonts w:ascii="Consolas" w:eastAsia="Times New Roman" w:hAnsi="Consolas" w:cs="Times New Roman"/>
+          <w:color w:val="333333"/>
+          <w:sz w:val="21"/>
+          <w:szCs w:val="21"/>
         </w:rPr>
         <w:t xml:space="preserve">        </w:t>
       </w:r>
@@ -8004,7 +7851,6 @@
           <w:color w:val="7A3E9D"/>
           <w:sz w:val="21"/>
           <w:szCs w:val="21"/>
-          <w:lang/>
         </w:rPr>
         <w:t>self</w:t>
       </w:r>
@@ -8014,7 +7860,6 @@
           <w:color w:val="777777"/>
           <w:sz w:val="21"/>
           <w:szCs w:val="21"/>
-          <w:lang/>
         </w:rPr>
         <w:t>.</w:t>
       </w:r>
@@ -8024,7 +7869,6 @@
           <w:color w:val="7A3E9D"/>
           <w:sz w:val="21"/>
           <w:szCs w:val="21"/>
-          <w:lang/>
         </w:rPr>
         <w:t>x</w:t>
       </w:r>
@@ -8034,17 +7878,15 @@
           <w:color w:val="333333"/>
           <w:sz w:val="21"/>
           <w:szCs w:val="21"/>
-          <w:lang/>
-        </w:rPr>
-        <w:t xml:space="preserve"> </w:t>
-      </w:r>
-      <w:r>
-        <w:rPr>
-          <w:rFonts w:ascii="Consolas" w:eastAsia="Times New Roman" w:hAnsi="Consolas" w:cs="Times New Roman"/>
-          <w:color w:val="777777"/>
-          <w:sz w:val="21"/>
-          <w:szCs w:val="21"/>
-          <w:lang/>
+        </w:rPr>
+        <w:t xml:space="preserve"> </w:t>
+      </w:r>
+      <w:r>
+        <w:rPr>
+          <w:rFonts w:ascii="Consolas" w:eastAsia="Times New Roman" w:hAnsi="Consolas" w:cs="Times New Roman"/>
+          <w:color w:val="777777"/>
+          <w:sz w:val="21"/>
+          <w:szCs w:val="21"/>
         </w:rPr>
         <w:t>=</w:t>
       </w:r>
@@ -8054,17 +7896,15 @@
           <w:color w:val="333333"/>
           <w:sz w:val="21"/>
           <w:szCs w:val="21"/>
-          <w:lang/>
-        </w:rPr>
-        <w:t xml:space="preserve"> </w:t>
-      </w:r>
-      <w:r>
-        <w:rPr>
-          <w:rFonts w:ascii="Consolas" w:eastAsia="Times New Roman" w:hAnsi="Consolas" w:cs="Times New Roman"/>
-          <w:color w:val="7A3E9D"/>
-          <w:sz w:val="21"/>
-          <w:szCs w:val="21"/>
-          <w:lang/>
+        </w:rPr>
+        <w:t xml:space="preserve"> </w:t>
+      </w:r>
+      <w:r>
+        <w:rPr>
+          <w:rFonts w:ascii="Consolas" w:eastAsia="Times New Roman" w:hAnsi="Consolas" w:cs="Times New Roman"/>
+          <w:color w:val="7A3E9D"/>
+          <w:sz w:val="21"/>
+          <w:szCs w:val="21"/>
         </w:rPr>
         <w:t>x</w:t>
       </w:r>
@@ -8078,16 +7918,14 @@
           <w:color w:val="333333"/>
           <w:sz w:val="21"/>
           <w:szCs w:val="21"/>
-          <w:lang/>
-        </w:rPr>
-      </w:pPr>
-      <w:r>
-        <w:rPr>
-          <w:rFonts w:ascii="Consolas" w:eastAsia="Times New Roman" w:hAnsi="Consolas" w:cs="Times New Roman"/>
-          <w:color w:val="333333"/>
-          <w:sz w:val="21"/>
-          <w:szCs w:val="21"/>
-          <w:lang/>
+        </w:rPr>
+      </w:pPr>
+      <w:r>
+        <w:rPr>
+          <w:rFonts w:ascii="Consolas" w:eastAsia="Times New Roman" w:hAnsi="Consolas" w:cs="Times New Roman"/>
+          <w:color w:val="333333"/>
+          <w:sz w:val="21"/>
+          <w:szCs w:val="21"/>
         </w:rPr>
         <w:t xml:space="preserve">        </w:t>
       </w:r>
@@ -8097,7 +7935,6 @@
           <w:color w:val="7A3E9D"/>
           <w:sz w:val="21"/>
           <w:szCs w:val="21"/>
-          <w:lang/>
         </w:rPr>
         <w:t>self</w:t>
       </w:r>
@@ -8107,7 +7944,6 @@
           <w:color w:val="777777"/>
           <w:sz w:val="21"/>
           <w:szCs w:val="21"/>
-          <w:lang/>
         </w:rPr>
         <w:t>.</w:t>
       </w:r>
@@ -8117,7 +7953,6 @@
           <w:color w:val="7A3E9D"/>
           <w:sz w:val="21"/>
           <w:szCs w:val="21"/>
-          <w:lang/>
         </w:rPr>
         <w:t>y</w:t>
       </w:r>
@@ -8127,17 +7962,15 @@
           <w:color w:val="333333"/>
           <w:sz w:val="21"/>
           <w:szCs w:val="21"/>
-          <w:lang/>
-        </w:rPr>
-        <w:t xml:space="preserve"> </w:t>
-      </w:r>
-      <w:r>
-        <w:rPr>
-          <w:rFonts w:ascii="Consolas" w:eastAsia="Times New Roman" w:hAnsi="Consolas" w:cs="Times New Roman"/>
-          <w:color w:val="777777"/>
-          <w:sz w:val="21"/>
-          <w:szCs w:val="21"/>
-          <w:lang/>
+        </w:rPr>
+        <w:t xml:space="preserve"> </w:t>
+      </w:r>
+      <w:r>
+        <w:rPr>
+          <w:rFonts w:ascii="Consolas" w:eastAsia="Times New Roman" w:hAnsi="Consolas" w:cs="Times New Roman"/>
+          <w:color w:val="777777"/>
+          <w:sz w:val="21"/>
+          <w:szCs w:val="21"/>
         </w:rPr>
         <w:t>=</w:t>
       </w:r>
@@ -8147,17 +7980,15 @@
           <w:color w:val="333333"/>
           <w:sz w:val="21"/>
           <w:szCs w:val="21"/>
-          <w:lang/>
-        </w:rPr>
-        <w:t xml:space="preserve"> </w:t>
-      </w:r>
-      <w:r>
-        <w:rPr>
-          <w:rFonts w:ascii="Consolas" w:eastAsia="Times New Roman" w:hAnsi="Consolas" w:cs="Times New Roman"/>
-          <w:color w:val="7A3E9D"/>
-          <w:sz w:val="21"/>
-          <w:szCs w:val="21"/>
-          <w:lang/>
+        </w:rPr>
+        <w:t xml:space="preserve"> </w:t>
+      </w:r>
+      <w:r>
+        <w:rPr>
+          <w:rFonts w:ascii="Consolas" w:eastAsia="Times New Roman" w:hAnsi="Consolas" w:cs="Times New Roman"/>
+          <w:color w:val="7A3E9D"/>
+          <w:sz w:val="21"/>
+          <w:szCs w:val="21"/>
         </w:rPr>
         <w:t>y</w:t>
       </w:r>
@@ -8171,16 +8002,14 @@
           <w:color w:val="333333"/>
           <w:sz w:val="21"/>
           <w:szCs w:val="21"/>
-          <w:lang/>
-        </w:rPr>
-      </w:pPr>
-      <w:r>
-        <w:rPr>
-          <w:rFonts w:ascii="Consolas" w:eastAsia="Times New Roman" w:hAnsi="Consolas" w:cs="Times New Roman"/>
-          <w:color w:val="333333"/>
-          <w:sz w:val="21"/>
-          <w:szCs w:val="21"/>
-          <w:lang/>
+        </w:rPr>
+      </w:pPr>
+      <w:r>
+        <w:rPr>
+          <w:rFonts w:ascii="Consolas" w:eastAsia="Times New Roman" w:hAnsi="Consolas" w:cs="Times New Roman"/>
+          <w:color w:val="333333"/>
+          <w:sz w:val="21"/>
+          <w:szCs w:val="21"/>
         </w:rPr>
         <w:t xml:space="preserve">    </w:t>
       </w:r>
@@ -8194,16 +8023,14 @@
           <w:color w:val="333333"/>
           <w:sz w:val="21"/>
           <w:szCs w:val="21"/>
-          <w:lang/>
-        </w:rPr>
-      </w:pPr>
-      <w:r>
-        <w:rPr>
-          <w:rFonts w:ascii="Consolas" w:eastAsia="Times New Roman" w:hAnsi="Consolas" w:cs="Times New Roman"/>
-          <w:color w:val="333333"/>
-          <w:sz w:val="21"/>
-          <w:szCs w:val="21"/>
-          <w:lang/>
+        </w:rPr>
+      </w:pPr>
+      <w:r>
+        <w:rPr>
+          <w:rFonts w:ascii="Consolas" w:eastAsia="Times New Roman" w:hAnsi="Consolas" w:cs="Times New Roman"/>
+          <w:color w:val="333333"/>
+          <w:sz w:val="21"/>
+          <w:szCs w:val="21"/>
         </w:rPr>
         <w:t xml:space="preserve">    </w:t>
       </w:r>
@@ -8213,7 +8040,6 @@
           <w:color w:val="7A3E9D"/>
           <w:sz w:val="21"/>
           <w:szCs w:val="21"/>
-          <w:lang/>
         </w:rPr>
         <w:t>def</w:t>
       </w:r>
@@ -8223,7 +8049,6 @@
           <w:color w:val="333333"/>
           <w:sz w:val="21"/>
           <w:szCs w:val="21"/>
-          <w:lang/>
         </w:rPr>
         <w:t xml:space="preserve"> </w:t>
       </w:r>
@@ -8235,7 +8060,6 @@
           <w:color w:val="AA3731"/>
           <w:sz w:val="21"/>
           <w:szCs w:val="21"/>
-          <w:lang/>
         </w:rPr>
         <w:t>__str__</w:t>
       </w:r>
@@ -8245,7 +8069,6 @@
           <w:color w:val="777777"/>
           <w:sz w:val="21"/>
           <w:szCs w:val="21"/>
-          <w:lang/>
         </w:rPr>
         <w:t>(</w:t>
       </w:r>
@@ -8255,7 +8078,6 @@
           <w:color w:val="7A3E9D"/>
           <w:sz w:val="21"/>
           <w:szCs w:val="21"/>
-          <w:lang/>
         </w:rPr>
         <w:t>self</w:t>
       </w:r>
@@ -8265,7 +8087,6 @@
           <w:color w:val="777777"/>
           <w:sz w:val="21"/>
           <w:szCs w:val="21"/>
-          <w:lang/>
         </w:rPr>
         <w:t>):</w:t>
       </w:r>
@@ -8279,16 +8100,14 @@
           <w:color w:val="333333"/>
           <w:sz w:val="21"/>
           <w:szCs w:val="21"/>
-          <w:lang/>
-        </w:rPr>
-      </w:pPr>
-      <w:r>
-        <w:rPr>
-          <w:rFonts w:ascii="Consolas" w:eastAsia="Times New Roman" w:hAnsi="Consolas" w:cs="Times New Roman"/>
-          <w:color w:val="333333"/>
-          <w:sz w:val="21"/>
-          <w:szCs w:val="21"/>
-          <w:lang/>
+        </w:rPr>
+      </w:pPr>
+      <w:r>
+        <w:rPr>
+          <w:rFonts w:ascii="Consolas" w:eastAsia="Times New Roman" w:hAnsi="Consolas" w:cs="Times New Roman"/>
+          <w:color w:val="333333"/>
+          <w:sz w:val="21"/>
+          <w:szCs w:val="21"/>
         </w:rPr>
         <w:t xml:space="preserve">        </w:t>
       </w:r>
@@ -8298,7 +8117,6 @@
           <w:color w:val="4B69C6"/>
           <w:sz w:val="21"/>
           <w:szCs w:val="21"/>
-          <w:lang/>
         </w:rPr>
         <w:t>return</w:t>
       </w:r>
@@ -8308,17 +8126,15 @@
           <w:color w:val="333333"/>
           <w:sz w:val="21"/>
           <w:szCs w:val="21"/>
-          <w:lang/>
-        </w:rPr>
-        <w:t xml:space="preserve"> </w:t>
-      </w:r>
-      <w:r>
-        <w:rPr>
-          <w:rFonts w:ascii="Consolas" w:eastAsia="Times New Roman" w:hAnsi="Consolas" w:cs="Times New Roman"/>
-          <w:color w:val="7A3E9D"/>
-          <w:sz w:val="21"/>
-          <w:szCs w:val="21"/>
-          <w:lang/>
+        </w:rPr>
+        <w:t xml:space="preserve"> </w:t>
+      </w:r>
+      <w:r>
+        <w:rPr>
+          <w:rFonts w:ascii="Consolas" w:eastAsia="Times New Roman" w:hAnsi="Consolas" w:cs="Times New Roman"/>
+          <w:color w:val="7A3E9D"/>
+          <w:sz w:val="21"/>
+          <w:szCs w:val="21"/>
         </w:rPr>
         <w:t>f</w:t>
       </w:r>
@@ -8328,7 +8144,6 @@
           <w:color w:val="448C27"/>
           <w:sz w:val="21"/>
           <w:szCs w:val="21"/>
-          <w:lang/>
         </w:rPr>
         <w:t>"Vector(</w:t>
       </w:r>
@@ -8338,7 +8153,6 @@
           <w:color w:val="9C5D27"/>
           <w:sz w:val="21"/>
           <w:szCs w:val="21"/>
-          <w:lang/>
         </w:rPr>
         <w:t>{</w:t>
       </w:r>
@@ -8348,7 +8162,6 @@
           <w:color w:val="7A3E9D"/>
           <w:sz w:val="21"/>
           <w:szCs w:val="21"/>
-          <w:lang/>
         </w:rPr>
         <w:t>self</w:t>
       </w:r>
@@ -8358,7 +8171,6 @@
           <w:color w:val="777777"/>
           <w:sz w:val="21"/>
           <w:szCs w:val="21"/>
-          <w:lang/>
         </w:rPr>
         <w:t>.</w:t>
       </w:r>
@@ -8368,7 +8180,6 @@
           <w:color w:val="7A3E9D"/>
           <w:sz w:val="21"/>
           <w:szCs w:val="21"/>
-          <w:lang/>
         </w:rPr>
         <w:t>x</w:t>
       </w:r>
@@ -8378,7 +8189,6 @@
           <w:color w:val="9C5D27"/>
           <w:sz w:val="21"/>
           <w:szCs w:val="21"/>
-          <w:lang/>
         </w:rPr>
         <w:t>}</w:t>
       </w:r>
@@ -8388,7 +8198,6 @@
           <w:color w:val="448C27"/>
           <w:sz w:val="21"/>
           <w:szCs w:val="21"/>
-          <w:lang/>
         </w:rPr>
         <w:t xml:space="preserve">, </w:t>
       </w:r>
@@ -8398,7 +8207,6 @@
           <w:color w:val="9C5D27"/>
           <w:sz w:val="21"/>
           <w:szCs w:val="21"/>
-          <w:lang/>
         </w:rPr>
         <w:t>{</w:t>
       </w:r>
@@ -8408,7 +8216,6 @@
           <w:color w:val="7A3E9D"/>
           <w:sz w:val="21"/>
           <w:szCs w:val="21"/>
-          <w:lang/>
         </w:rPr>
         <w:t>self</w:t>
       </w:r>
@@ -8418,7 +8225,6 @@
           <w:color w:val="777777"/>
           <w:sz w:val="21"/>
           <w:szCs w:val="21"/>
-          <w:lang/>
         </w:rPr>
         <w:t>.</w:t>
       </w:r>
@@ -8428,7 +8234,6 @@
           <w:color w:val="7A3E9D"/>
           <w:sz w:val="21"/>
           <w:szCs w:val="21"/>
-          <w:lang/>
         </w:rPr>
         <w:t>y</w:t>
       </w:r>
@@ -8438,7 +8243,6 @@
           <w:color w:val="9C5D27"/>
           <w:sz w:val="21"/>
           <w:szCs w:val="21"/>
-          <w:lang/>
         </w:rPr>
         <w:t>}</w:t>
       </w:r>
@@ -8448,7 +8252,6 @@
           <w:color w:val="448C27"/>
           <w:sz w:val="21"/>
           <w:szCs w:val="21"/>
-          <w:lang/>
         </w:rPr>
         <w:t>)"</w:t>
       </w:r>
@@ -8462,16 +8265,14 @@
           <w:color w:val="333333"/>
           <w:sz w:val="21"/>
           <w:szCs w:val="21"/>
-          <w:lang/>
-        </w:rPr>
-      </w:pPr>
-      <w:r>
-        <w:rPr>
-          <w:rFonts w:ascii="Consolas" w:eastAsia="Times New Roman" w:hAnsi="Consolas" w:cs="Times New Roman"/>
-          <w:color w:val="333333"/>
-          <w:sz w:val="21"/>
-          <w:szCs w:val="21"/>
-          <w:lang/>
+        </w:rPr>
+      </w:pPr>
+      <w:r>
+        <w:rPr>
+          <w:rFonts w:ascii="Consolas" w:eastAsia="Times New Roman" w:hAnsi="Consolas" w:cs="Times New Roman"/>
+          <w:color w:val="333333"/>
+          <w:sz w:val="21"/>
+          <w:szCs w:val="21"/>
         </w:rPr>
         <w:t xml:space="preserve">    </w:t>
       </w:r>
@@ -8485,16 +8286,14 @@
           <w:color w:val="333333"/>
           <w:sz w:val="21"/>
           <w:szCs w:val="21"/>
-          <w:lang/>
-        </w:rPr>
-      </w:pPr>
-      <w:r>
-        <w:rPr>
-          <w:rFonts w:ascii="Consolas" w:eastAsia="Times New Roman" w:hAnsi="Consolas" w:cs="Times New Roman"/>
-          <w:color w:val="333333"/>
-          <w:sz w:val="21"/>
-          <w:szCs w:val="21"/>
-          <w:lang/>
+        </w:rPr>
+      </w:pPr>
+      <w:r>
+        <w:rPr>
+          <w:rFonts w:ascii="Consolas" w:eastAsia="Times New Roman" w:hAnsi="Consolas" w:cs="Times New Roman"/>
+          <w:color w:val="333333"/>
+          <w:sz w:val="21"/>
+          <w:szCs w:val="21"/>
         </w:rPr>
         <w:t xml:space="preserve">    </w:t>
       </w:r>
@@ -8504,7 +8303,6 @@
           <w:color w:val="7A3E9D"/>
           <w:sz w:val="21"/>
           <w:szCs w:val="21"/>
-          <w:lang/>
         </w:rPr>
         <w:t>def</w:t>
       </w:r>
@@ -8514,7 +8312,6 @@
           <w:color w:val="333333"/>
           <w:sz w:val="21"/>
           <w:szCs w:val="21"/>
-          <w:lang/>
         </w:rPr>
         <w:t xml:space="preserve"> </w:t>
       </w:r>
@@ -8526,7 +8323,6 @@
           <w:color w:val="AA3731"/>
           <w:sz w:val="21"/>
           <w:szCs w:val="21"/>
-          <w:lang/>
         </w:rPr>
         <w:t>__add__</w:t>
       </w:r>
@@ -8536,7 +8332,6 @@
           <w:color w:val="777777"/>
           <w:sz w:val="21"/>
           <w:szCs w:val="21"/>
-          <w:lang/>
         </w:rPr>
         <w:t>(</w:t>
       </w:r>
@@ -8546,7 +8341,6 @@
           <w:color w:val="7A3E9D"/>
           <w:sz w:val="21"/>
           <w:szCs w:val="21"/>
-          <w:lang/>
         </w:rPr>
         <w:t>self</w:t>
       </w:r>
@@ -8556,7 +8350,6 @@
           <w:color w:val="777777"/>
           <w:sz w:val="21"/>
           <w:szCs w:val="21"/>
-          <w:lang/>
         </w:rPr>
         <w:t>,</w:t>
       </w:r>
@@ -8566,17 +8359,15 @@
           <w:color w:val="333333"/>
           <w:sz w:val="21"/>
           <w:szCs w:val="21"/>
-          <w:lang/>
-        </w:rPr>
-        <w:t xml:space="preserve"> </w:t>
-      </w:r>
-      <w:r>
-        <w:rPr>
-          <w:rFonts w:ascii="Consolas" w:eastAsia="Times New Roman" w:hAnsi="Consolas" w:cs="Times New Roman"/>
-          <w:color w:val="7A3E9D"/>
-          <w:sz w:val="21"/>
-          <w:szCs w:val="21"/>
-          <w:lang/>
+        </w:rPr>
+        <w:t xml:space="preserve"> </w:t>
+      </w:r>
+      <w:r>
+        <w:rPr>
+          <w:rFonts w:ascii="Consolas" w:eastAsia="Times New Roman" w:hAnsi="Consolas" w:cs="Times New Roman"/>
+          <w:color w:val="7A3E9D"/>
+          <w:sz w:val="21"/>
+          <w:szCs w:val="21"/>
         </w:rPr>
         <w:t>other</w:t>
       </w:r>
@@ -8586,7 +8377,6 @@
           <w:color w:val="777777"/>
           <w:sz w:val="21"/>
           <w:szCs w:val="21"/>
-          <w:lang/>
         </w:rPr>
         <w:t>):</w:t>
       </w:r>
@@ -8600,16 +8390,14 @@
           <w:color w:val="333333"/>
           <w:sz w:val="21"/>
           <w:szCs w:val="21"/>
-          <w:lang/>
-        </w:rPr>
-      </w:pPr>
-      <w:r>
-        <w:rPr>
-          <w:rFonts w:ascii="Consolas" w:eastAsia="Times New Roman" w:hAnsi="Consolas" w:cs="Times New Roman"/>
-          <w:color w:val="333333"/>
-          <w:sz w:val="21"/>
-          <w:szCs w:val="21"/>
-          <w:lang/>
+        </w:rPr>
+      </w:pPr>
+      <w:r>
+        <w:rPr>
+          <w:rFonts w:ascii="Consolas" w:eastAsia="Times New Roman" w:hAnsi="Consolas" w:cs="Times New Roman"/>
+          <w:color w:val="333333"/>
+          <w:sz w:val="21"/>
+          <w:szCs w:val="21"/>
         </w:rPr>
         <w:t xml:space="preserve">        </w:t>
       </w:r>
@@ -8619,7 +8407,6 @@
           <w:color w:val="4B69C6"/>
           <w:sz w:val="21"/>
           <w:szCs w:val="21"/>
-          <w:lang/>
         </w:rPr>
         <w:t>return</w:t>
       </w:r>
@@ -8629,7 +8416,6 @@
           <w:color w:val="333333"/>
           <w:sz w:val="21"/>
           <w:szCs w:val="21"/>
-          <w:lang/>
         </w:rPr>
         <w:t xml:space="preserve"> </w:t>
       </w:r>
@@ -8641,7 +8427,6 @@
           <w:color w:val="7A3E9D"/>
           <w:sz w:val="21"/>
           <w:szCs w:val="21"/>
-          <w:lang/>
         </w:rPr>
         <w:t>Vector</w:t>
       </w:r>
@@ -8651,7 +8436,6 @@
           <w:color w:val="777777"/>
           <w:sz w:val="21"/>
           <w:szCs w:val="21"/>
-          <w:lang/>
         </w:rPr>
         <w:t>(</w:t>
       </w:r>
@@ -8661,7 +8445,6 @@
           <w:color w:val="7A3E9D"/>
           <w:sz w:val="21"/>
           <w:szCs w:val="21"/>
-          <w:lang/>
         </w:rPr>
         <w:t>self</w:t>
       </w:r>
@@ -8671,7 +8454,6 @@
           <w:color w:val="777777"/>
           <w:sz w:val="21"/>
           <w:szCs w:val="21"/>
-          <w:lang/>
         </w:rPr>
         <w:t>.</w:t>
       </w:r>
@@ -8681,7 +8463,6 @@
           <w:color w:val="7A3E9D"/>
           <w:sz w:val="21"/>
           <w:szCs w:val="21"/>
-          <w:lang/>
         </w:rPr>
         <w:t>x</w:t>
       </w:r>
@@ -8691,17 +8472,15 @@
           <w:color w:val="333333"/>
           <w:sz w:val="21"/>
           <w:szCs w:val="21"/>
-          <w:lang/>
-        </w:rPr>
-        <w:t xml:space="preserve"> </w:t>
-      </w:r>
-      <w:r>
-        <w:rPr>
-          <w:rFonts w:ascii="Consolas" w:eastAsia="Times New Roman" w:hAnsi="Consolas" w:cs="Times New Roman"/>
-          <w:color w:val="777777"/>
-          <w:sz w:val="21"/>
-          <w:szCs w:val="21"/>
-          <w:lang/>
+        </w:rPr>
+        <w:t xml:space="preserve"> </w:t>
+      </w:r>
+      <w:r>
+        <w:rPr>
+          <w:rFonts w:ascii="Consolas" w:eastAsia="Times New Roman" w:hAnsi="Consolas" w:cs="Times New Roman"/>
+          <w:color w:val="777777"/>
+          <w:sz w:val="21"/>
+          <w:szCs w:val="21"/>
         </w:rPr>
         <w:t>+</w:t>
       </w:r>
@@ -8711,17 +8490,15 @@
           <w:color w:val="333333"/>
           <w:sz w:val="21"/>
           <w:szCs w:val="21"/>
-          <w:lang/>
-        </w:rPr>
-        <w:t xml:space="preserve"> </w:t>
-      </w:r>
-      <w:r>
-        <w:rPr>
-          <w:rFonts w:ascii="Consolas" w:eastAsia="Times New Roman" w:hAnsi="Consolas" w:cs="Times New Roman"/>
-          <w:color w:val="7A3E9D"/>
-          <w:sz w:val="21"/>
-          <w:szCs w:val="21"/>
-          <w:lang/>
+        </w:rPr>
+        <w:t xml:space="preserve"> </w:t>
+      </w:r>
+      <w:r>
+        <w:rPr>
+          <w:rFonts w:ascii="Consolas" w:eastAsia="Times New Roman" w:hAnsi="Consolas" w:cs="Times New Roman"/>
+          <w:color w:val="7A3E9D"/>
+          <w:sz w:val="21"/>
+          <w:szCs w:val="21"/>
         </w:rPr>
         <w:t>other</w:t>
       </w:r>
@@ -8731,7 +8508,6 @@
           <w:color w:val="777777"/>
           <w:sz w:val="21"/>
           <w:szCs w:val="21"/>
-          <w:lang/>
         </w:rPr>
         <w:t>.</w:t>
       </w:r>
@@ -8741,7 +8517,6 @@
           <w:color w:val="333333"/>
           <w:sz w:val="21"/>
           <w:szCs w:val="21"/>
-          <w:lang/>
         </w:rPr>
         <w:t>x</w:t>
       </w:r>
@@ -8751,7 +8526,6 @@
           <w:color w:val="777777"/>
           <w:sz w:val="21"/>
           <w:szCs w:val="21"/>
-          <w:lang/>
         </w:rPr>
         <w:t>,</w:t>
       </w:r>
@@ -8761,17 +8535,15 @@
           <w:color w:val="333333"/>
           <w:sz w:val="21"/>
           <w:szCs w:val="21"/>
-          <w:lang/>
-        </w:rPr>
-        <w:t xml:space="preserve"> </w:t>
-      </w:r>
-      <w:r>
-        <w:rPr>
-          <w:rFonts w:ascii="Consolas" w:eastAsia="Times New Roman" w:hAnsi="Consolas" w:cs="Times New Roman"/>
-          <w:color w:val="7A3E9D"/>
-          <w:sz w:val="21"/>
-          <w:szCs w:val="21"/>
-          <w:lang/>
+        </w:rPr>
+        <w:t xml:space="preserve"> </w:t>
+      </w:r>
+      <w:r>
+        <w:rPr>
+          <w:rFonts w:ascii="Consolas" w:eastAsia="Times New Roman" w:hAnsi="Consolas" w:cs="Times New Roman"/>
+          <w:color w:val="7A3E9D"/>
+          <w:sz w:val="21"/>
+          <w:szCs w:val="21"/>
         </w:rPr>
         <w:t>self</w:t>
       </w:r>
@@ -8781,7 +8553,6 @@
           <w:color w:val="777777"/>
           <w:sz w:val="21"/>
           <w:szCs w:val="21"/>
-          <w:lang/>
         </w:rPr>
         <w:t>.</w:t>
       </w:r>
@@ -8791,7 +8562,6 @@
           <w:color w:val="7A3E9D"/>
           <w:sz w:val="21"/>
           <w:szCs w:val="21"/>
-          <w:lang/>
         </w:rPr>
         <w:t>y</w:t>
       </w:r>
@@ -8801,17 +8571,15 @@
           <w:color w:val="333333"/>
           <w:sz w:val="21"/>
           <w:szCs w:val="21"/>
-          <w:lang/>
-        </w:rPr>
-        <w:t xml:space="preserve"> </w:t>
-      </w:r>
-      <w:r>
-        <w:rPr>
-          <w:rFonts w:ascii="Consolas" w:eastAsia="Times New Roman" w:hAnsi="Consolas" w:cs="Times New Roman"/>
-          <w:color w:val="777777"/>
-          <w:sz w:val="21"/>
-          <w:szCs w:val="21"/>
-          <w:lang/>
+        </w:rPr>
+        <w:t xml:space="preserve"> </w:t>
+      </w:r>
+      <w:r>
+        <w:rPr>
+          <w:rFonts w:ascii="Consolas" w:eastAsia="Times New Roman" w:hAnsi="Consolas" w:cs="Times New Roman"/>
+          <w:color w:val="777777"/>
+          <w:sz w:val="21"/>
+          <w:szCs w:val="21"/>
         </w:rPr>
         <w:t>+</w:t>
       </w:r>
@@ -8821,17 +8589,15 @@
           <w:color w:val="333333"/>
           <w:sz w:val="21"/>
           <w:szCs w:val="21"/>
-          <w:lang/>
-        </w:rPr>
-        <w:t xml:space="preserve"> </w:t>
-      </w:r>
-      <w:r>
-        <w:rPr>
-          <w:rFonts w:ascii="Consolas" w:eastAsia="Times New Roman" w:hAnsi="Consolas" w:cs="Times New Roman"/>
-          <w:color w:val="7A3E9D"/>
-          <w:sz w:val="21"/>
-          <w:szCs w:val="21"/>
-          <w:lang/>
+        </w:rPr>
+        <w:t xml:space="preserve"> </w:t>
+      </w:r>
+      <w:r>
+        <w:rPr>
+          <w:rFonts w:ascii="Consolas" w:eastAsia="Times New Roman" w:hAnsi="Consolas" w:cs="Times New Roman"/>
+          <w:color w:val="7A3E9D"/>
+          <w:sz w:val="21"/>
+          <w:szCs w:val="21"/>
         </w:rPr>
         <w:t>other</w:t>
       </w:r>
@@ -8841,7 +8607,6 @@
           <w:color w:val="777777"/>
           <w:sz w:val="21"/>
           <w:szCs w:val="21"/>
-          <w:lang/>
         </w:rPr>
         <w:t>.</w:t>
       </w:r>
@@ -8851,7 +8616,6 @@
           <w:color w:val="333333"/>
           <w:sz w:val="21"/>
           <w:szCs w:val="21"/>
-          <w:lang/>
         </w:rPr>
         <w:t>y</w:t>
       </w:r>
@@ -8861,7 +8625,6 @@
           <w:color w:val="777777"/>
           <w:sz w:val="21"/>
           <w:szCs w:val="21"/>
-          <w:lang/>
         </w:rPr>
         <w:t>)</w:t>
       </w:r>
@@ -8875,16 +8638,14 @@
           <w:color w:val="333333"/>
           <w:sz w:val="21"/>
           <w:szCs w:val="21"/>
-          <w:lang/>
-        </w:rPr>
-      </w:pPr>
-      <w:r>
-        <w:rPr>
-          <w:rFonts w:ascii="Consolas" w:eastAsia="Times New Roman" w:hAnsi="Consolas" w:cs="Times New Roman"/>
-          <w:color w:val="333333"/>
-          <w:sz w:val="21"/>
-          <w:szCs w:val="21"/>
-          <w:lang/>
+        </w:rPr>
+      </w:pPr>
+      <w:r>
+        <w:rPr>
+          <w:rFonts w:ascii="Consolas" w:eastAsia="Times New Roman" w:hAnsi="Consolas" w:cs="Times New Roman"/>
+          <w:color w:val="333333"/>
+          <w:sz w:val="21"/>
+          <w:szCs w:val="21"/>
         </w:rPr>
         <w:t xml:space="preserve">    </w:t>
       </w:r>
@@ -8898,16 +8659,14 @@
           <w:color w:val="333333"/>
           <w:sz w:val="21"/>
           <w:szCs w:val="21"/>
-          <w:lang/>
-        </w:rPr>
-      </w:pPr>
-      <w:r>
-        <w:rPr>
-          <w:rFonts w:ascii="Consolas" w:eastAsia="Times New Roman" w:hAnsi="Consolas" w:cs="Times New Roman"/>
-          <w:color w:val="333333"/>
-          <w:sz w:val="21"/>
-          <w:szCs w:val="21"/>
-          <w:lang/>
+        </w:rPr>
+      </w:pPr>
+      <w:r>
+        <w:rPr>
+          <w:rFonts w:ascii="Consolas" w:eastAsia="Times New Roman" w:hAnsi="Consolas" w:cs="Times New Roman"/>
+          <w:color w:val="333333"/>
+          <w:sz w:val="21"/>
+          <w:szCs w:val="21"/>
         </w:rPr>
         <w:t xml:space="preserve">    </w:t>
       </w:r>
@@ -8917,7 +8676,6 @@
           <w:color w:val="7A3E9D"/>
           <w:sz w:val="21"/>
           <w:szCs w:val="21"/>
-          <w:lang/>
         </w:rPr>
         <w:t>def</w:t>
       </w:r>
@@ -8927,7 +8685,6 @@
           <w:color w:val="333333"/>
           <w:sz w:val="21"/>
           <w:szCs w:val="21"/>
-          <w:lang/>
         </w:rPr>
         <w:t xml:space="preserve"> </w:t>
       </w:r>
@@ -8939,7 +8696,6 @@
           <w:color w:val="AA3731"/>
           <w:sz w:val="21"/>
           <w:szCs w:val="21"/>
-          <w:lang/>
         </w:rPr>
         <w:t>__len__</w:t>
       </w:r>
@@ -8949,7 +8705,6 @@
           <w:color w:val="777777"/>
           <w:sz w:val="21"/>
           <w:szCs w:val="21"/>
-          <w:lang/>
         </w:rPr>
         <w:t>(</w:t>
       </w:r>
@@ -8959,7 +8714,6 @@
           <w:color w:val="7A3E9D"/>
           <w:sz w:val="21"/>
           <w:szCs w:val="21"/>
-          <w:lang/>
         </w:rPr>
         <w:t>self</w:t>
       </w:r>
@@ -8969,7 +8723,6 @@
           <w:color w:val="777777"/>
           <w:sz w:val="21"/>
           <w:szCs w:val="21"/>
-          <w:lang/>
         </w:rPr>
         <w:t>):</w:t>
       </w:r>
@@ -8983,16 +8736,14 @@
           <w:color w:val="333333"/>
           <w:sz w:val="21"/>
           <w:szCs w:val="21"/>
-          <w:lang/>
-        </w:rPr>
-      </w:pPr>
-      <w:r>
-        <w:rPr>
-          <w:rFonts w:ascii="Consolas" w:eastAsia="Times New Roman" w:hAnsi="Consolas" w:cs="Times New Roman"/>
-          <w:color w:val="333333"/>
-          <w:sz w:val="21"/>
-          <w:szCs w:val="21"/>
-          <w:lang/>
+        </w:rPr>
+      </w:pPr>
+      <w:r>
+        <w:rPr>
+          <w:rFonts w:ascii="Consolas" w:eastAsia="Times New Roman" w:hAnsi="Consolas" w:cs="Times New Roman"/>
+          <w:color w:val="333333"/>
+          <w:sz w:val="21"/>
+          <w:szCs w:val="21"/>
         </w:rPr>
         <w:t xml:space="preserve">        </w:t>
       </w:r>
@@ -9002,7 +8753,6 @@
           <w:color w:val="4B69C6"/>
           <w:sz w:val="21"/>
           <w:szCs w:val="21"/>
-          <w:lang/>
         </w:rPr>
         <w:t>return</w:t>
       </w:r>
@@ -9012,7 +8762,6 @@
           <w:color w:val="333333"/>
           <w:sz w:val="21"/>
           <w:szCs w:val="21"/>
-          <w:lang/>
         </w:rPr>
         <w:t xml:space="preserve"> </w:t>
       </w:r>
@@ -9024,7 +8773,6 @@
           <w:color w:val="AA3731"/>
           <w:sz w:val="21"/>
           <w:szCs w:val="21"/>
-          <w:lang/>
         </w:rPr>
         <w:t>abs</w:t>
       </w:r>
@@ -9034,7 +8782,6 @@
           <w:color w:val="777777"/>
           <w:sz w:val="21"/>
           <w:szCs w:val="21"/>
-          <w:lang/>
         </w:rPr>
         <w:t>(</w:t>
       </w:r>
@@ -9044,7 +8791,6 @@
           <w:color w:val="7A3E9D"/>
           <w:sz w:val="21"/>
           <w:szCs w:val="21"/>
-          <w:lang/>
         </w:rPr>
         <w:t>self</w:t>
       </w:r>
@@ -9054,7 +8800,6 @@
           <w:color w:val="777777"/>
           <w:sz w:val="21"/>
           <w:szCs w:val="21"/>
-          <w:lang/>
         </w:rPr>
         <w:t>.</w:t>
       </w:r>
@@ -9064,7 +8809,6 @@
           <w:color w:val="7A3E9D"/>
           <w:sz w:val="21"/>
           <w:szCs w:val="21"/>
-          <w:lang/>
         </w:rPr>
         <w:t>x</w:t>
       </w:r>
@@ -9074,7 +8818,6 @@
           <w:color w:val="777777"/>
           <w:sz w:val="21"/>
           <w:szCs w:val="21"/>
-          <w:lang/>
         </w:rPr>
         <w:t>)</w:t>
       </w:r>
@@ -9084,17 +8827,15 @@
           <w:color w:val="333333"/>
           <w:sz w:val="21"/>
           <w:szCs w:val="21"/>
-          <w:lang/>
-        </w:rPr>
-        <w:t xml:space="preserve"> </w:t>
-      </w:r>
-      <w:r>
-        <w:rPr>
-          <w:rFonts w:ascii="Consolas" w:eastAsia="Times New Roman" w:hAnsi="Consolas" w:cs="Times New Roman"/>
-          <w:color w:val="777777"/>
-          <w:sz w:val="21"/>
-          <w:szCs w:val="21"/>
-          <w:lang/>
+        </w:rPr>
+        <w:t xml:space="preserve"> </w:t>
+      </w:r>
+      <w:r>
+        <w:rPr>
+          <w:rFonts w:ascii="Consolas" w:eastAsia="Times New Roman" w:hAnsi="Consolas" w:cs="Times New Roman"/>
+          <w:color w:val="777777"/>
+          <w:sz w:val="21"/>
+          <w:szCs w:val="21"/>
         </w:rPr>
         <w:t>+</w:t>
       </w:r>
@@ -9104,7 +8845,6 @@
           <w:color w:val="333333"/>
           <w:sz w:val="21"/>
           <w:szCs w:val="21"/>
-          <w:lang/>
         </w:rPr>
         <w:t xml:space="preserve"> </w:t>
       </w:r>
@@ -9116,7 +8856,6 @@
           <w:color w:val="AA3731"/>
           <w:sz w:val="21"/>
           <w:szCs w:val="21"/>
-          <w:lang/>
         </w:rPr>
         <w:t>abs</w:t>
       </w:r>
@@ -9126,7 +8865,6 @@
           <w:color w:val="777777"/>
           <w:sz w:val="21"/>
           <w:szCs w:val="21"/>
-          <w:lang/>
         </w:rPr>
         <w:t>(</w:t>
       </w:r>
@@ -9136,7 +8874,6 @@
           <w:color w:val="7A3E9D"/>
           <w:sz w:val="21"/>
           <w:szCs w:val="21"/>
-          <w:lang/>
         </w:rPr>
         <w:t>self</w:t>
       </w:r>
@@ -9146,7 +8883,6 @@
           <w:color w:val="777777"/>
           <w:sz w:val="21"/>
           <w:szCs w:val="21"/>
-          <w:lang/>
         </w:rPr>
         <w:t>.</w:t>
       </w:r>
@@ -9156,7 +8892,6 @@
           <w:color w:val="7A3E9D"/>
           <w:sz w:val="21"/>
           <w:szCs w:val="21"/>
-          <w:lang/>
         </w:rPr>
         <w:t>y</w:t>
       </w:r>
@@ -9166,7 +8901,6 @@
           <w:color w:val="777777"/>
           <w:sz w:val="21"/>
           <w:szCs w:val="21"/>
-          <w:lang/>
         </w:rPr>
         <w:t>)</w:t>
       </w:r>
@@ -9180,7 +8914,6 @@
           <w:color w:val="333333"/>
           <w:sz w:val="21"/>
           <w:szCs w:val="21"/>
-          <w:lang/>
         </w:rPr>
       </w:pPr>
     </w:p>
@@ -9193,16 +8926,14 @@
           <w:color w:val="333333"/>
           <w:sz w:val="21"/>
           <w:szCs w:val="21"/>
-          <w:lang/>
-        </w:rPr>
-      </w:pPr>
-      <w:r>
-        <w:rPr>
-          <w:rFonts w:ascii="Consolas" w:eastAsia="Times New Roman" w:hAnsi="Consolas" w:cs="Times New Roman"/>
-          <w:color w:val="7A3E9D"/>
-          <w:sz w:val="21"/>
-          <w:szCs w:val="21"/>
-          <w:lang/>
+        </w:rPr>
+      </w:pPr>
+      <w:r>
+        <w:rPr>
+          <w:rFonts w:ascii="Consolas" w:eastAsia="Times New Roman" w:hAnsi="Consolas" w:cs="Times New Roman"/>
+          <w:color w:val="7A3E9D"/>
+          <w:sz w:val="21"/>
+          <w:szCs w:val="21"/>
         </w:rPr>
         <w:t>v1</w:t>
       </w:r>
@@ -9212,17 +8943,15 @@
           <w:color w:val="333333"/>
           <w:sz w:val="21"/>
           <w:szCs w:val="21"/>
-          <w:lang/>
-        </w:rPr>
-        <w:t xml:space="preserve"> </w:t>
-      </w:r>
-      <w:r>
-        <w:rPr>
-          <w:rFonts w:ascii="Consolas" w:eastAsia="Times New Roman" w:hAnsi="Consolas" w:cs="Times New Roman"/>
-          <w:color w:val="777777"/>
-          <w:sz w:val="21"/>
-          <w:szCs w:val="21"/>
-          <w:lang/>
+        </w:rPr>
+        <w:t xml:space="preserve"> </w:t>
+      </w:r>
+      <w:r>
+        <w:rPr>
+          <w:rFonts w:ascii="Consolas" w:eastAsia="Times New Roman" w:hAnsi="Consolas" w:cs="Times New Roman"/>
+          <w:color w:val="777777"/>
+          <w:sz w:val="21"/>
+          <w:szCs w:val="21"/>
         </w:rPr>
         <w:t>=</w:t>
       </w:r>
@@ -9232,7 +8961,6 @@
           <w:color w:val="333333"/>
           <w:sz w:val="21"/>
           <w:szCs w:val="21"/>
-          <w:lang/>
         </w:rPr>
         <w:t xml:space="preserve"> </w:t>
       </w:r>
@@ -9244,7 +8972,6 @@
           <w:color w:val="7A3E9D"/>
           <w:sz w:val="21"/>
           <w:szCs w:val="21"/>
-          <w:lang/>
         </w:rPr>
         <w:t>Vector</w:t>
       </w:r>
@@ -9254,7 +8981,6 @@
           <w:color w:val="777777"/>
           <w:sz w:val="21"/>
           <w:szCs w:val="21"/>
-          <w:lang/>
         </w:rPr>
         <w:t>(</w:t>
       </w:r>
@@ -9264,7 +8990,6 @@
           <w:color w:val="9C5D27"/>
           <w:sz w:val="21"/>
           <w:szCs w:val="21"/>
-          <w:lang/>
         </w:rPr>
         <w:t>2</w:t>
       </w:r>
@@ -9274,7 +8999,6 @@
           <w:color w:val="777777"/>
           <w:sz w:val="21"/>
           <w:szCs w:val="21"/>
-          <w:lang/>
         </w:rPr>
         <w:t>,</w:t>
       </w:r>
@@ -9284,7 +9008,6 @@
           <w:color w:val="333333"/>
           <w:sz w:val="21"/>
           <w:szCs w:val="21"/>
-          <w:lang/>
         </w:rPr>
         <w:t xml:space="preserve"> </w:t>
       </w:r>
@@ -9294,7 +9017,6 @@
           <w:color w:val="9C5D27"/>
           <w:sz w:val="21"/>
           <w:szCs w:val="21"/>
-          <w:lang/>
         </w:rPr>
         <w:t>3</w:t>
       </w:r>
@@ -9304,7 +9026,6 @@
           <w:color w:val="777777"/>
           <w:sz w:val="21"/>
           <w:szCs w:val="21"/>
-          <w:lang/>
         </w:rPr>
         <w:t>)</w:t>
       </w:r>
@@ -9318,16 +9039,14 @@
           <w:color w:val="333333"/>
           <w:sz w:val="21"/>
           <w:szCs w:val="21"/>
-          <w:lang/>
-        </w:rPr>
-      </w:pPr>
-      <w:r>
-        <w:rPr>
-          <w:rFonts w:ascii="Consolas" w:eastAsia="Times New Roman" w:hAnsi="Consolas" w:cs="Times New Roman"/>
-          <w:color w:val="7A3E9D"/>
-          <w:sz w:val="21"/>
-          <w:szCs w:val="21"/>
-          <w:lang/>
+        </w:rPr>
+      </w:pPr>
+      <w:r>
+        <w:rPr>
+          <w:rFonts w:ascii="Consolas" w:eastAsia="Times New Roman" w:hAnsi="Consolas" w:cs="Times New Roman"/>
+          <w:color w:val="7A3E9D"/>
+          <w:sz w:val="21"/>
+          <w:szCs w:val="21"/>
         </w:rPr>
         <w:t>v2</w:t>
       </w:r>
@@ -9337,17 +9056,15 @@
           <w:color w:val="333333"/>
           <w:sz w:val="21"/>
           <w:szCs w:val="21"/>
-          <w:lang/>
-        </w:rPr>
-        <w:t xml:space="preserve"> </w:t>
-      </w:r>
-      <w:r>
-        <w:rPr>
-          <w:rFonts w:ascii="Consolas" w:eastAsia="Times New Roman" w:hAnsi="Consolas" w:cs="Times New Roman"/>
-          <w:color w:val="777777"/>
-          <w:sz w:val="21"/>
-          <w:szCs w:val="21"/>
-          <w:lang/>
+        </w:rPr>
+        <w:t xml:space="preserve"> </w:t>
+      </w:r>
+      <w:r>
+        <w:rPr>
+          <w:rFonts w:ascii="Consolas" w:eastAsia="Times New Roman" w:hAnsi="Consolas" w:cs="Times New Roman"/>
+          <w:color w:val="777777"/>
+          <w:sz w:val="21"/>
+          <w:szCs w:val="21"/>
         </w:rPr>
         <w:t>=</w:t>
       </w:r>
@@ -9357,7 +9074,6 @@
           <w:color w:val="333333"/>
           <w:sz w:val="21"/>
           <w:szCs w:val="21"/>
-          <w:lang/>
         </w:rPr>
         <w:t xml:space="preserve"> </w:t>
       </w:r>
@@ -9369,7 +9085,6 @@
           <w:color w:val="7A3E9D"/>
           <w:sz w:val="21"/>
           <w:szCs w:val="21"/>
-          <w:lang/>
         </w:rPr>
         <w:t>Vector</w:t>
       </w:r>
@@ -9379,7 +9094,6 @@
           <w:color w:val="777777"/>
           <w:sz w:val="21"/>
           <w:szCs w:val="21"/>
-          <w:lang/>
         </w:rPr>
         <w:t>(</w:t>
       </w:r>
@@ -9389,7 +9103,6 @@
           <w:color w:val="9C5D27"/>
           <w:sz w:val="21"/>
           <w:szCs w:val="21"/>
-          <w:lang/>
         </w:rPr>
         <w:t>4</w:t>
       </w:r>
@@ -9399,7 +9112,6 @@
           <w:color w:val="777777"/>
           <w:sz w:val="21"/>
           <w:szCs w:val="21"/>
-          <w:lang/>
         </w:rPr>
         <w:t>,</w:t>
       </w:r>
@@ -9409,7 +9121,6 @@
           <w:color w:val="333333"/>
           <w:sz w:val="21"/>
           <w:szCs w:val="21"/>
-          <w:lang/>
         </w:rPr>
         <w:t xml:space="preserve"> </w:t>
       </w:r>
@@ -9419,7 +9130,6 @@
           <w:color w:val="9C5D27"/>
           <w:sz w:val="21"/>
           <w:szCs w:val="21"/>
-          <w:lang/>
         </w:rPr>
         <w:t>5</w:t>
       </w:r>
@@ -9429,7 +9139,6 @@
           <w:color w:val="777777"/>
           <w:sz w:val="21"/>
           <w:szCs w:val="21"/>
-          <w:lang/>
         </w:rPr>
         <w:t>)</w:t>
       </w:r>
@@ -9443,7 +9152,6 @@
           <w:color w:val="333333"/>
           <w:sz w:val="21"/>
           <w:szCs w:val="21"/>
-          <w:lang/>
         </w:rPr>
       </w:pPr>
     </w:p>
@@ -9456,7 +9164,6 @@
           <w:color w:val="333333"/>
           <w:sz w:val="21"/>
           <w:szCs w:val="21"/>
-          <w:lang/>
         </w:rPr>
       </w:pPr>
       <w:r>
@@ -9467,7 +9174,6 @@
           <w:color w:val="AA3731"/>
           <w:sz w:val="21"/>
           <w:szCs w:val="21"/>
-          <w:lang/>
         </w:rPr>
         <w:t>print</w:t>
       </w:r>
@@ -9477,7 +9183,6 @@
           <w:color w:val="777777"/>
           <w:sz w:val="21"/>
           <w:szCs w:val="21"/>
-          <w:lang/>
         </w:rPr>
         <w:t>(</w:t>
       </w:r>
@@ -9487,7 +9192,6 @@
           <w:color w:val="7A3E9D"/>
           <w:sz w:val="21"/>
           <w:szCs w:val="21"/>
-          <w:lang/>
         </w:rPr>
         <w:t>v1</w:t>
       </w:r>
@@ -9497,7 +9201,6 @@
           <w:color w:val="777777"/>
           <w:sz w:val="21"/>
           <w:szCs w:val="21"/>
-          <w:lang/>
         </w:rPr>
         <w:t>)</w:t>
       </w:r>
@@ -9507,7 +9210,6 @@
           <w:color w:val="333333"/>
           <w:sz w:val="21"/>
           <w:szCs w:val="21"/>
-          <w:lang/>
         </w:rPr>
         <w:t xml:space="preserve">         </w:t>
       </w:r>
@@ -9519,7 +9221,6 @@
           <w:color w:val="AAAAAA"/>
           <w:sz w:val="21"/>
           <w:szCs w:val="21"/>
-          <w:lang/>
         </w:rPr>
         <w:t># Vector(2, 3)  -&gt; __str__</w:t>
       </w:r>
@@ -9533,7 +9234,6 @@
           <w:color w:val="333333"/>
           <w:sz w:val="21"/>
           <w:szCs w:val="21"/>
-          <w:lang/>
         </w:rPr>
       </w:pPr>
       <w:r>
@@ -9544,7 +9244,6 @@
           <w:color w:val="AA3731"/>
           <w:sz w:val="21"/>
           <w:szCs w:val="21"/>
-          <w:lang/>
         </w:rPr>
         <w:t>print</w:t>
       </w:r>
@@ -9554,7 +9253,6 @@
           <w:color w:val="777777"/>
           <w:sz w:val="21"/>
           <w:szCs w:val="21"/>
-          <w:lang/>
         </w:rPr>
         <w:t>(</w:t>
       </w:r>
@@ -9566,7 +9264,6 @@
           <w:color w:val="AA3731"/>
           <w:sz w:val="21"/>
           <w:szCs w:val="21"/>
-          <w:lang/>
         </w:rPr>
         <w:t>len</w:t>
       </w:r>
@@ -9576,7 +9273,6 @@
           <w:color w:val="777777"/>
           <w:sz w:val="21"/>
           <w:szCs w:val="21"/>
-          <w:lang/>
         </w:rPr>
         <w:t>(</w:t>
       </w:r>
@@ -9586,7 +9282,6 @@
           <w:color w:val="7A3E9D"/>
           <w:sz w:val="21"/>
           <w:szCs w:val="21"/>
-          <w:lang/>
         </w:rPr>
         <w:t>v1</w:t>
       </w:r>
@@ -9596,7 +9291,6 @@
           <w:color w:val="777777"/>
           <w:sz w:val="21"/>
           <w:szCs w:val="21"/>
-          <w:lang/>
         </w:rPr>
         <w:t>))</w:t>
       </w:r>
@@ -9606,7 +9300,6 @@
           <w:color w:val="333333"/>
           <w:sz w:val="21"/>
           <w:szCs w:val="21"/>
-          <w:lang/>
         </w:rPr>
         <w:t xml:space="preserve">    </w:t>
       </w:r>
@@ -9618,7 +9311,6 @@
           <w:color w:val="AAAAAA"/>
           <w:sz w:val="21"/>
           <w:szCs w:val="21"/>
-          <w:lang/>
         </w:rPr>
         <w:t># 5             -&gt; __len__</w:t>
       </w:r>
@@ -9632,7 +9324,6 @@
           <w:color w:val="333333"/>
           <w:sz w:val="21"/>
           <w:szCs w:val="21"/>
-          <w:lang/>
         </w:rPr>
       </w:pPr>
       <w:r>
@@ -9643,7 +9334,6 @@
           <w:color w:val="AA3731"/>
           <w:sz w:val="21"/>
           <w:szCs w:val="21"/>
-          <w:lang/>
         </w:rPr>
         <w:t>print</w:t>
       </w:r>
@@ -9653,7 +9343,6 @@
           <w:color w:val="777777"/>
           <w:sz w:val="21"/>
           <w:szCs w:val="21"/>
-          <w:lang/>
         </w:rPr>
         <w:t>(</w:t>
       </w:r>
@@ -9663,7 +9352,6 @@
           <w:color w:val="7A3E9D"/>
           <w:sz w:val="21"/>
           <w:szCs w:val="21"/>
-          <w:lang/>
         </w:rPr>
         <w:t>v1</w:t>
       </w:r>
@@ -9673,7 +9361,6 @@
           <w:color w:val="333333"/>
           <w:sz w:val="21"/>
           <w:szCs w:val="21"/>
-          <w:lang/>
         </w:rPr>
         <w:t xml:space="preserve"> </w:t>
       </w:r>
@@ -9685,7 +9372,6 @@
           <w:color w:val="AA3731"/>
           <w:sz w:val="21"/>
           <w:szCs w:val="21"/>
-          <w:lang/>
         </w:rPr>
         <w:t>+</w:t>
       </w:r>
@@ -9695,17 +9381,15 @@
           <w:color w:val="333333"/>
           <w:sz w:val="21"/>
           <w:szCs w:val="21"/>
-          <w:lang/>
-        </w:rPr>
-        <w:t xml:space="preserve"> </w:t>
-      </w:r>
-      <w:r>
-        <w:rPr>
-          <w:rFonts w:ascii="Consolas" w:eastAsia="Times New Roman" w:hAnsi="Consolas" w:cs="Times New Roman"/>
-          <w:color w:val="7A3E9D"/>
-          <w:sz w:val="21"/>
-          <w:szCs w:val="21"/>
-          <w:lang/>
+        </w:rPr>
+        <w:t xml:space="preserve"> </w:t>
+      </w:r>
+      <w:r>
+        <w:rPr>
+          <w:rFonts w:ascii="Consolas" w:eastAsia="Times New Roman" w:hAnsi="Consolas" w:cs="Times New Roman"/>
+          <w:color w:val="7A3E9D"/>
+          <w:sz w:val="21"/>
+          <w:szCs w:val="21"/>
         </w:rPr>
         <w:t>v2</w:t>
       </w:r>
@@ -9715,7 +9399,6 @@
           <w:color w:val="777777"/>
           <w:sz w:val="21"/>
           <w:szCs w:val="21"/>
-          <w:lang/>
         </w:rPr>
         <w:t>)</w:t>
       </w:r>
@@ -9725,7 +9408,6 @@
           <w:color w:val="333333"/>
           <w:sz w:val="21"/>
           <w:szCs w:val="21"/>
-          <w:lang/>
         </w:rPr>
         <w:t xml:space="preserve">    </w:t>
       </w:r>
@@ -9737,7 +9419,6 @@
           <w:color w:val="AAAAAA"/>
           <w:sz w:val="21"/>
           <w:szCs w:val="21"/>
-          <w:lang/>
         </w:rPr>
         <w:t># Vector(6, 8)  -&gt; __add__</w:t>
       </w:r>
@@ -9749,7 +9430,6 @@
           <w:rFonts w:ascii="Times New Roman" w:eastAsia="Times New Roman" w:hAnsi="Times New Roman" w:cs="Times New Roman"/>
           <w:sz w:val="24"/>
           <w:szCs w:val="24"/>
-          <w:lang/>
         </w:rPr>
       </w:pPr>
       <w:r>
@@ -9757,10 +9437,9 @@
           <w:rFonts w:ascii="Times New Roman" w:eastAsia="Times New Roman" w:hAnsi="Times New Roman" w:cs="Times New Roman"/>
           <w:sz w:val="24"/>
           <w:szCs w:val="24"/>
-          <w:lang/>
         </w:rPr>
         <w:pict w14:anchorId="3CD1B1BD">
-          <v:rect id="_x0000_i1063" style="width:0;height:1.5pt" o:hralign="center" o:hrstd="t" o:hr="t" fillcolor="#a0a0a0" stroked="f"/>
+          <v:rect id="_x0000_i1032" style="width:0;height:1.5pt" o:hralign="center" o:hrstd="t" o:hr="t" fillcolor="#a0a0a0" stroked="f"/>
         </w:pict>
       </w:r>
     </w:p>
@@ -9771,7 +9450,6 @@
           <w:rFonts w:ascii="Times New Roman" w:eastAsia="Times New Roman" w:hAnsi="Times New Roman" w:cs="Times New Roman"/>
           <w:sz w:val="24"/>
           <w:szCs w:val="24"/>
-          <w:lang/>
         </w:rPr>
       </w:pPr>
       <w:r>
@@ -9779,7 +9457,6 @@
           <w:rFonts w:ascii="Segoe UI Emoji" w:eastAsia="Times New Roman" w:hAnsi="Segoe UI Emoji" w:cs="Segoe UI Emoji"/>
           <w:sz w:val="24"/>
           <w:szCs w:val="24"/>
-          <w:lang/>
         </w:rPr>
         <w:t>👉</w:t>
       </w:r>
@@ -9788,7 +9465,6 @@
           <w:rFonts w:ascii="Times New Roman" w:eastAsia="Times New Roman" w:hAnsi="Times New Roman" w:cs="Times New Roman"/>
           <w:sz w:val="24"/>
           <w:szCs w:val="24"/>
-          <w:lang/>
         </w:rPr>
         <w:t xml:space="preserve"> Xullas, </w:t>
       </w:r>
@@ -9799,7 +9475,6 @@
           <w:bCs/>
           <w:sz w:val="24"/>
           <w:szCs w:val="24"/>
-          <w:lang/>
         </w:rPr>
         <w:t>dunder metodlar obyektlarni odatiy Python funksiyalari va operatorlari bilan mos ishlashini ta’minlaydi</w:t>
       </w:r>
@@ -9808,7 +9483,6 @@
           <w:rFonts w:ascii="Times New Roman" w:eastAsia="Times New Roman" w:hAnsi="Times New Roman" w:cs="Times New Roman"/>
           <w:sz w:val="24"/>
           <w:szCs w:val="24"/>
-          <w:lang/>
         </w:rPr>
         <w:t>.</w:t>
       </w:r>
@@ -9816,7 +9490,7 @@
     <w:p>
       <w:r>
         <w:pict w14:anchorId="006D221B">
-          <v:rect id="_x0000_i1032" style="width:0;height:1.5pt" o:hralign="center" o:hrstd="t" o:hr="t" fillcolor="#a0a0a0" stroked="f"/>
+          <v:rect id="_x0000_i1033" style="width:0;height:1.5pt" o:hralign="center" o:hrstd="t" o:hr="t" fillcolor="#a0a0a0" stroked="f"/>
         </w:pict>
       </w:r>
     </w:p>
@@ -10571,7 +10245,7 @@
       <w:r>
         <w:lastRenderedPageBreak/>
         <w:pict w14:anchorId="3BD20217">
-          <v:rect id="_x0000_i1033" style="width:0;height:1.5pt" o:hralign="center" o:hrstd="t" o:hr="t" fillcolor="#a0a0a0" stroked="f"/>
+          <v:rect id="_x0000_i1034" style="width:0;height:1.5pt" o:hralign="center" o:hrstd="t" o:hr="t" fillcolor="#a0a0a0" stroked="f"/>
         </w:pict>
       </w:r>
     </w:p>
@@ -11374,7 +11048,7 @@
     <w:p>
       <w:r>
         <w:pict w14:anchorId="02A6FC28">
-          <v:rect id="_x0000_i1034" style="width:0;height:1.5pt" o:hralign="center" o:hrstd="t" o:hr="t" fillcolor="#a0a0a0" stroked="f"/>
+          <v:rect id="_x0000_i1035" style="width:0;height:1.5pt" o:hralign="center" o:hrstd="t" o:hr="t" fillcolor="#a0a0a0" stroked="f"/>
         </w:pict>
       </w:r>
     </w:p>
@@ -12817,7 +12491,7 @@
     <w:p>
       <w:r>
         <w:pict w14:anchorId="5B244F2A">
-          <v:rect id="_x0000_i1035" style="width:0;height:1.5pt" o:hralign="center" o:hrstd="t" o:hr="t" fillcolor="#a0a0a0" stroked="f"/>
+          <v:rect id="_x0000_i1036" style="width:0;height:1.5pt" o:hralign="center" o:hrstd="t" o:hr="t" fillcolor="#a0a0a0" stroked="f"/>
         </w:pict>
       </w:r>
     </w:p>
@@ -14079,7 +13753,7 @@
     <w:p>
       <w:r>
         <w:pict w14:anchorId="5C0662CA">
-          <v:rect id="_x0000_i1036" style="width:0;height:1.5pt" o:hralign="center" o:hrstd="t" o:hr="t" fillcolor="#a0a0a0" stroked="f"/>
+          <v:rect id="_x0000_i1037" style="width:0;height:1.5pt" o:hralign="center" o:hrstd="t" o:hr="t" fillcolor="#a0a0a0" stroked="f"/>
         </w:pict>
       </w:r>
     </w:p>
@@ -15153,7 +14827,7 @@
     <w:p>
       <w:r>
         <w:pict w14:anchorId="7C08D518">
-          <v:rect id="_x0000_i1037" style="width:0;height:1.5pt" o:hralign="center" o:hrstd="t" o:hr="t" fillcolor="#a0a0a0" stroked="f"/>
+          <v:rect id="_x0000_i1038" style="width:0;height:1.5pt" o:hralign="center" o:hrstd="t" o:hr="t" fillcolor="#a0a0a0" stroked="f"/>
         </w:pict>
       </w:r>
     </w:p>
@@ -16043,7 +15717,7 @@
     <w:p>
       <w:r>
         <w:pict w14:anchorId="79E3E144">
-          <v:rect id="_x0000_i1038" style="width:0;height:1.5pt" o:hralign="center" o:hrstd="t" o:hr="t" fillcolor="#a0a0a0" stroked="f"/>
+          <v:rect id="_x0000_i1039" style="width:0;height:1.5pt" o:hralign="center" o:hrstd="t" o:hr="t" fillcolor="#a0a0a0" stroked="f"/>
         </w:pict>
       </w:r>
     </w:p>
@@ -16668,65 +16342,9 @@
       </w:r>
     </w:p>
     <w:p>
-      <w:pPr>
-        <w:spacing w:before="100" w:beforeAutospacing="1" w:after="100" w:afterAutospacing="1"/>
-        <w:outlineLvl w:val="1"/>
-        <w:rPr>
-          <w:rFonts w:ascii="Times New Roman" w:eastAsia="Times New Roman" w:hAnsi="Times New Roman" w:cs="Times New Roman"/>
-          <w:sz w:val="24"/>
-          <w:szCs w:val="24"/>
-        </w:rPr>
-      </w:pPr>
-      <w:r>
-        <w:rPr>
-          <w:rFonts w:ascii="Times New Roman" w:eastAsia="Times New Roman" w:hAnsi="Times New Roman" w:cs="Times New Roman"/>
-          <w:sz w:val="24"/>
-          <w:szCs w:val="24"/>
-        </w:rPr>
-        <w:pict w14:anchorId="54034C93">
-          <v:rect id="_x0000_i1039" style="width:0;height:1.5pt" o:hralign="center" o:hrstd="t" o:hr="t" fillcolor="#a0a0a0" stroked="f"/>
-        </w:pict>
-      </w:r>
-    </w:p>
-    <w:p>
-      <w:pPr>
-        <w:pStyle w:val="a3"/>
-      </w:pPr>
-      <w:r>
-        <w:t xml:space="preserve">Tushunarli </w:t>
-      </w:r>
-      <w:r>
-        <w:rPr>
-          <w:rFonts w:ascii="Segoe UI Emoji" w:hAnsi="Segoe UI Emoji" w:cs="Segoe UI Emoji"/>
-        </w:rPr>
-        <w:t>👍</w:t>
-      </w:r>
-      <w:r>
-        <w:t xml:space="preserve">. Endi </w:t>
-      </w:r>
-      <w:r>
-        <w:rPr>
-          <w:rStyle w:val="a4"/>
-        </w:rPr>
-        <w:t>“Klass xususiyatlari (Class Attributes)”</w:t>
-      </w:r>
-      <w:r>
-        <w:t xml:space="preserve"> bo‘yicha to‘liq o‘quv materiali, kengroq tushuntirish va amaliy mashqlarni </w:t>
-      </w:r>
-      <w:r>
-        <w:rPr>
-          <w:rStyle w:val="a4"/>
-        </w:rPr>
-        <w:t>savollar + javoblari bilan</w:t>
-      </w:r>
-      <w:r>
-        <w:t xml:space="preserve"> yozib beraman.</w:t>
-      </w:r>
-    </w:p>
-    <w:p>
       <w:r>
         <w:pict w14:anchorId="26635279">
-          <v:rect id="_x0000_i1040" style="width:0;height:1.5pt" o:hralign="center" o:hrstd="t" o:hr="t" fillcolor="#a0a0a0" stroked="f"/>
+          <v:rect id="_x0000_i1041" style="width:0;height:1.5pt" o:hralign="center" o:hrstd="t" o:hr="t" fillcolor="#a0a0a0" stroked="f"/>
         </w:pict>
       </w:r>
     </w:p>
@@ -16750,7 +16368,16 @@
           <w:rFonts w:ascii="Times New Roman" w:hAnsi="Times New Roman" w:cs="Times New Roman"/>
           <w:color w:val="auto"/>
         </w:rPr>
-        <w:t xml:space="preserve"> Klass xususiyatlari (Class Attributes)</w:t>
+        <w:t xml:space="preserve"> </w:t>
+      </w:r>
+      <w:r>
+        <w:rPr>
+          <w:rFonts w:ascii="Times New Roman" w:hAnsi="Times New Roman" w:cs="Times New Roman"/>
+          <w:b/>
+          <w:bCs/>
+          <w:color w:val="auto"/>
+        </w:rPr>
+        <w:t>Klass xususiyatlari (Class Attributes)</w:t>
       </w:r>
     </w:p>
     <w:p>
@@ -16856,7 +16483,7 @@
     <w:p>
       <w:r>
         <w:pict w14:anchorId="4B5FABB8">
-          <v:rect id="_x0000_i1041" style="width:0;height:1.5pt" o:hralign="center" o:hrstd="t" o:hr="t" fillcolor="#a0a0a0" stroked="f"/>
+          <v:rect id="_x0000_i1042" style="width:0;height:1.5pt" o:hralign="center" o:hrstd="t" o:hr="t" fillcolor="#a0a0a0" stroked="f"/>
         </w:pict>
       </w:r>
     </w:p>
@@ -17623,6 +17250,7 @@
         <w:rPr>
           <w:rFonts w:ascii="Segoe UI Emoji" w:hAnsi="Segoe UI Emoji" w:cs="Segoe UI Emoji"/>
         </w:rPr>
+        <w:lastRenderedPageBreak/>
         <w:t>🔎</w:t>
       </w:r>
       <w:r>
@@ -17656,7 +17284,7 @@
     <w:p>
       <w:r>
         <w:pict w14:anchorId="304BA1CA">
-          <v:rect id="_x0000_i1042" style="width:0;height:1.5pt" o:hralign="center" o:hrstd="t" o:hr="t" fillcolor="#a0a0a0" stroked="f"/>
+          <v:rect id="_x0000_i1043" style="width:0;height:1.5pt" o:hralign="center" o:hrstd="t" o:hr="t" fillcolor="#a0a0a0" stroked="f"/>
         </w:pict>
       </w:r>
     </w:p>
@@ -17979,12 +17607,14 @@
       <w:r>
         <w:t xml:space="preserve"> o‘zgart</w:t>
       </w:r>
+      <w:proofErr w:type="spellStart"/>
       <w:r>
         <w:rPr>
           <w:lang w:val="en-US"/>
         </w:rPr>
         <w:t>ir</w:t>
       </w:r>
+      <w:proofErr w:type="spellEnd"/>
       <w:r>
         <w:t>sak:</w:t>
       </w:r>
@@ -18304,7 +17934,7 @@
     <w:p>
       <w:r>
         <w:pict w14:anchorId="608A8418">
-          <v:rect id="_x0000_i1043" style="width:0;height:1.5pt" o:hralign="center" o:hrstd="t" o:hr="t" fillcolor="#a0a0a0" stroked="f"/>
+          <v:rect id="_x0000_i1044" style="width:0;height:1.5pt" o:hralign="center" o:hrstd="t" o:hr="t" fillcolor="#a0a0a0" stroked="f"/>
         </w:pict>
       </w:r>
     </w:p>
@@ -18334,7 +17964,7 @@
     <w:p>
       <w:r>
         <w:pict w14:anchorId="3CFA7206">
-          <v:rect id="_x0000_i1044" style="width:0;height:1.5pt" o:hralign="center" o:hrstd="t" o:hr="t" fillcolor="#a0a0a0" stroked="f"/>
+          <v:rect id="_x0000_i1045" style="width:0;height:1.5pt" o:hralign="center" o:hrstd="t" o:hr="t" fillcolor="#a0a0a0" stroked="f"/>
         </w:pict>
       </w:r>
     </w:p>
@@ -18362,6 +17992,8 @@
           <w:rStyle w:val="HTML1"/>
           <w:b w:val="0"/>
           <w:bCs w:val="0"/>
+          <w:sz w:val="24"/>
+          <w:szCs w:val="24"/>
         </w:rPr>
         <w:t>Car</w:t>
       </w:r>
@@ -18369,8 +18001,17 @@
         <w:rPr>
           <w:b w:val="0"/>
           <w:bCs w:val="0"/>
-        </w:rPr>
-        <w:t xml:space="preserve"> klassi yarating. Unda </w:t>
+          <w:sz w:val="32"/>
+          <w:szCs w:val="32"/>
+        </w:rPr>
+        <w:t xml:space="preserve"> </w:t>
+      </w:r>
+      <w:r>
+        <w:rPr>
+          <w:b w:val="0"/>
+          <w:bCs w:val="0"/>
+        </w:rPr>
+        <w:t xml:space="preserve">klassi yarating. Unda </w:t>
       </w:r>
       <w:r>
         <w:rPr>
@@ -18392,6 +18033,8 @@
           <w:rStyle w:val="HTML1"/>
           <w:b w:val="0"/>
           <w:bCs w:val="0"/>
+          <w:sz w:val="24"/>
+          <w:szCs w:val="24"/>
         </w:rPr>
         <w:t>wheels = 4</w:t>
       </w:r>
@@ -18399,14 +18042,25 @@
         <w:rPr>
           <w:b w:val="0"/>
           <w:bCs w:val="0"/>
-        </w:rPr>
-        <w:t xml:space="preserve"> bo‘lsin (barcha mashinalarda 4 g‘ildirak). Har bir obyekt </w:t>
+          <w:sz w:val="32"/>
+          <w:szCs w:val="32"/>
+        </w:rPr>
+        <w:t xml:space="preserve"> </w:t>
+      </w:r>
+      <w:r>
+        <w:rPr>
+          <w:b w:val="0"/>
+          <w:bCs w:val="0"/>
+        </w:rPr>
+        <w:t xml:space="preserve">bo‘lsin (barcha mashinalarda 4 g‘ildirak). Har bir obyekt </w:t>
       </w:r>
       <w:r>
         <w:rPr>
           <w:rStyle w:val="HTML1"/>
           <w:b w:val="0"/>
           <w:bCs w:val="0"/>
+          <w:sz w:val="24"/>
+          <w:szCs w:val="24"/>
         </w:rPr>
         <w:t>name</w:t>
       </w:r>
@@ -18414,8 +18068,17 @@
         <w:rPr>
           <w:b w:val="0"/>
           <w:bCs w:val="0"/>
-        </w:rPr>
-        <w:t xml:space="preserve"> atributini olsin. Bir nechta obyekt yaratib, ularning nomi va g‘ildiraklar sonini chiqaring.</w:t>
+          <w:sz w:val="32"/>
+          <w:szCs w:val="32"/>
+        </w:rPr>
+        <w:t xml:space="preserve"> </w:t>
+      </w:r>
+      <w:r>
+        <w:rPr>
+          <w:b w:val="0"/>
+          <w:bCs w:val="0"/>
+        </w:rPr>
+        <w:t>atributini olsin. Bir nechta obyekt yaratib, ularning nomi va g‘ildiraklar sonini chiqaring.</w:t>
       </w:r>
     </w:p>
     <w:p>
@@ -19272,9 +18935,8 @@
     </w:p>
     <w:p>
       <w:r>
-        <w:lastRenderedPageBreak/>
         <w:pict w14:anchorId="6EF519D5">
-          <v:rect id="_x0000_i1045" style="width:0;height:1.5pt" o:hralign="center" o:hrstd="t" o:hr="t" fillcolor="#a0a0a0" stroked="f"/>
+          <v:rect id="_x0000_i1046" style="width:0;height:1.5pt" o:hralign="center" o:hrstd="t" o:hr="t" fillcolor="#a0a0a0" stroked="f"/>
         </w:pict>
       </w:r>
     </w:p>
@@ -19323,6 +18985,7 @@
         <w:rPr>
           <w:rStyle w:val="a4"/>
         </w:rPr>
+        <w:lastRenderedPageBreak/>
         <w:t>Savol:</w:t>
       </w:r>
     </w:p>
@@ -20465,7 +20128,7 @@
     <w:p>
       <w:r>
         <w:pict w14:anchorId="4BECEF6C">
-          <v:rect id="_x0000_i1046" style="width:0;height:1.5pt" o:hralign="center" o:hrstd="t" o:hr="t" fillcolor="#a0a0a0" stroked="f"/>
+          <v:rect id="_x0000_i1047" style="width:0;height:1.5pt" o:hralign="center" o:hrstd="t" o:hr="t" fillcolor="#a0a0a0" stroked="f"/>
         </w:pict>
       </w:r>
     </w:p>
@@ -21584,17 +21247,17 @@
         <w:rPr>
           <w:rFonts w:ascii="Segoe UI Emoji" w:hAnsi="Segoe UI Emoji" w:cs="Segoe UI Emoji"/>
         </w:rPr>
+        <w:t>🔎</w:t>
+      </w:r>
+      <w:r>
+        <w:t xml:space="preserve"> Xulosa: obyekt orqali klass xususiyatini o‘zgartirsak, aslida yangi instans atributi yaratiladi, klass xususiyati o‘zgarmaydi.</w:t>
+      </w:r>
+    </w:p>
+    <w:p>
+      <w:r>
         <w:lastRenderedPageBreak/>
-        <w:t>🔎</w:t>
-      </w:r>
-      <w:r>
-        <w:t xml:space="preserve"> Xulosa: obyekt orqali klass xususiyatini o‘zgartirsak, aslida yangi instans atributi yaratiladi, klass xususiyati o‘zgarmaydi.</w:t>
-      </w:r>
-    </w:p>
-    <w:p>
-      <w:r>
         <w:pict w14:anchorId="5BA9E391">
-          <v:rect id="_x0000_i1047" style="width:0;height:1.5pt" o:hralign="center" o:hrstd="t" o:hr="t" fillcolor="#a0a0a0" stroked="f"/>
+          <v:rect id="_x0000_i1048" style="width:0;height:1.5pt" o:hralign="center" o:hrstd="t" o:hr="t" fillcolor="#a0a0a0" stroked="f"/>
         </w:pict>
       </w:r>
     </w:p>
@@ -22544,7 +22207,7 @@
     <w:p>
       <w:r>
         <w:pict w14:anchorId="1F8C09A5">
-          <v:rect id="_x0000_i1048" style="width:0;height:1.5pt" o:hralign="center" o:hrstd="t" o:hr="t" fillcolor="#a0a0a0" stroked="f"/>
+          <v:rect id="_x0000_i1049" style="width:0;height:1.5pt" o:hralign="center" o:hrstd="t" o:hr="t" fillcolor="#a0a0a0" stroked="f"/>
         </w:pict>
       </w:r>
     </w:p>
@@ -22631,7 +22294,7 @@
     <w:p>
       <w:r>
         <w:pict w14:anchorId="5A5ABBDB">
-          <v:rect id="_x0000_i1049" style="width:0;height:1.5pt" o:hralign="center" o:hrstd="t" o:hr="t" fillcolor="#a0a0a0" stroked="f"/>
+          <v:rect id="_x0000_i1050" style="width:0;height:1.5pt" o:hralign="center" o:hrstd="t" o:hr="t" fillcolor="#a0a0a0" stroked="f"/>
         </w:pict>
       </w:r>
     </w:p>
@@ -22759,7 +22422,7 @@
     <w:p>
       <w:r>
         <w:pict w14:anchorId="16B33920">
-          <v:rect id="_x0000_i1050" style="width:0;height:1.5pt" o:hralign="center" o:hrstd="t" o:hr="t" fillcolor="#a0a0a0" stroked="f"/>
+          <v:rect id="_x0000_i1051" style="width:0;height:1.5pt" o:hralign="center" o:hrstd="t" o:hr="t" fillcolor="#a0a0a0" stroked="f"/>
         </w:pict>
       </w:r>
     </w:p>
@@ -22771,18 +22434,18 @@
         <w:rPr>
           <w:rFonts w:ascii="Segoe UI Emoji" w:hAnsi="Segoe UI Emoji" w:cs="Segoe UI Emoji"/>
         </w:rPr>
+        <w:t>✅</w:t>
+      </w:r>
+      <w:r>
+        <w:t xml:space="preserve"> Amaliy mashqlar</w:t>
+      </w:r>
+    </w:p>
+    <w:p>
+      <w:pPr>
+        <w:pStyle w:val="3"/>
+      </w:pPr>
+      <w:r>
         <w:lastRenderedPageBreak/>
-        <w:t>✅</w:t>
-      </w:r>
-      <w:r>
-        <w:t xml:space="preserve"> Amaliy mashqlar</w:t>
-      </w:r>
-    </w:p>
-    <w:p>
-      <w:pPr>
-        <w:pStyle w:val="3"/>
-      </w:pPr>
-      <w:r>
         <w:t>1️</w:t>
       </w:r>
       <w:r>
@@ -23779,7 +23442,7 @@
     <w:p>
       <w:r>
         <w:pict w14:anchorId="74A33E83">
-          <v:rect id="_x0000_i1051" style="width:0;height:1.5pt" o:hralign="center" o:hrstd="t" o:hr="t" fillcolor="#a0a0a0" stroked="f"/>
+          <v:rect id="_x0000_i1052" style="width:0;height:1.5pt" o:hralign="center" o:hrstd="t" o:hr="t" fillcolor="#a0a0a0" stroked="f"/>
         </w:pict>
       </w:r>
     </w:p>
@@ -24779,9 +24442,8 @@
     </w:p>
     <w:p>
       <w:r>
-        <w:lastRenderedPageBreak/>
         <w:pict w14:anchorId="35A22924">
-          <v:rect id="_x0000_i1052" style="width:0;height:1.5pt" o:hralign="center" o:hrstd="t" o:hr="t" fillcolor="#a0a0a0" stroked="f"/>
+          <v:rect id="_x0000_i1053" style="width:0;height:1.5pt" o:hralign="center" o:hrstd="t" o:hr="t" fillcolor="#a0a0a0" stroked="f"/>
         </w:pict>
       </w:r>
     </w:p>
@@ -24814,6 +24476,7 @@
         <w:rPr>
           <w:rStyle w:val="a4"/>
         </w:rPr>
+        <w:lastRenderedPageBreak/>
         <w:t>Savol:</w:t>
       </w:r>
     </w:p>
@@ -25292,7 +24955,7 @@
     <w:p>
       <w:r>
         <w:pict w14:anchorId="2911262B">
-          <v:rect id="_x0000_i1053" style="width:0;height:1.5pt" o:hralign="center" o:hrstd="t" o:hr="t" fillcolor="#a0a0a0" stroked="f"/>
+          <v:rect id="_x0000_i1054" style="width:0;height:1.5pt" o:hralign="center" o:hrstd="t" o:hr="t" fillcolor="#a0a0a0" stroked="f"/>
         </w:pict>
       </w:r>
     </w:p>
@@ -25462,6 +25125,7 @@
           <w:szCs w:val="21"/>
         </w:rPr>
       </w:pPr>
+      <w:bookmarkStart w:id="1" w:name="_GoBack"/>
       <w:r>
         <w:rPr>
           <w:rFonts w:ascii="Consolas" w:eastAsia="Times New Roman" w:hAnsi="Consolas" w:cs="Times New Roman"/>
@@ -26648,7 +26312,6 @@
           <w:sz w:val="21"/>
           <w:szCs w:val="21"/>
         </w:rPr>
-        <w:lastRenderedPageBreak/>
         <w:t xml:space="preserve">        </w:t>
       </w:r>
       <w:r>
@@ -27924,6 +27587,7 @@
         <w:t>))</w:t>
       </w:r>
     </w:p>
+    <w:bookmarkEnd w:id="1"/>
     <w:p>
       <w:pPr>
         <w:spacing w:line="259" w:lineRule="auto"/>
@@ -27961,12 +27625,30 @@
           <w:color w:val="auto"/>
           <w:lang w:val="en-US"/>
         </w:rPr>
-        <w:t xml:space="preserve">da Vorislik </w:t>
-      </w:r>
+        <w:t xml:space="preserve">da </w:t>
+      </w:r>
+      <w:proofErr w:type="spellStart"/>
       <w:r>
         <w:rPr>
           <w:rFonts w:ascii="Times New Roman" w:hAnsi="Times New Roman" w:cs="Times New Roman"/>
           <w:color w:val="auto"/>
+          <w:lang w:val="en-US"/>
+        </w:rPr>
+        <w:t>Vorislik</w:t>
+      </w:r>
+      <w:proofErr w:type="spellEnd"/>
+      <w:r>
+        <w:rPr>
+          <w:rFonts w:ascii="Times New Roman" w:hAnsi="Times New Roman" w:cs="Times New Roman"/>
+          <w:color w:val="auto"/>
+          <w:lang w:val="en-US"/>
+        </w:rPr>
+        <w:t xml:space="preserve"> </w:t>
+      </w:r>
+      <w:r>
+        <w:rPr>
+          <w:rFonts w:ascii="Times New Roman" w:hAnsi="Times New Roman" w:cs="Times New Roman"/>
+          <w:color w:val="auto"/>
         </w:rPr>
         <w:t>– Konspekt</w:t>
       </w:r>
@@ -27974,7 +27656,7 @@
     <w:p>
       <w:r>
         <w:pict w14:anchorId="620AE242">
-          <v:rect id="_x0000_i1054" style="width:0;height:1.5pt" o:hralign="center" o:hrstd="t" o:hr="t" fillcolor="#a0a0a0" stroked="f"/>
+          <v:rect id="_x0000_i1055" style="width:0;height:1.5pt" o:hralign="center" o:hrstd="t" o:hr="t" fillcolor="#a0a0a0" stroked="f"/>
         </w:pict>
       </w:r>
     </w:p>
@@ -28986,7 +28668,7 @@
     <w:p>
       <w:r>
         <w:pict w14:anchorId="5696E899">
-          <v:rect id="_x0000_i1055" style="width:0;height:1.5pt" o:hralign="center" o:hrstd="t" o:hr="t" fillcolor="#a0a0a0" stroked="f"/>
+          <v:rect id="_x0000_i1056" style="width:0;height:1.5pt" o:hralign="center" o:hrstd="t" o:hr="t" fillcolor="#a0a0a0" stroked="f"/>
         </w:pict>
       </w:r>
     </w:p>
@@ -29248,7 +28930,7 @@
     <w:p>
       <w:r>
         <w:pict w14:anchorId="766621A0">
-          <v:rect id="_x0000_i1056" style="width:0;height:1.5pt" o:hralign="center" o:hrstd="t" o:hr="t" fillcolor="#a0a0a0" stroked="f"/>
+          <v:rect id="_x0000_i1057" style="width:0;height:1.5pt" o:hralign="center" o:hrstd="t" o:hr="t" fillcolor="#a0a0a0" stroked="f"/>
         </w:pict>
       </w:r>
     </w:p>
@@ -29714,7 +29396,7 @@
     <w:p>
       <w:r>
         <w:pict w14:anchorId="4724F47B">
-          <v:rect id="_x0000_i1057" style="width:0;height:1.5pt" o:hralign="center" o:hrstd="t" o:hr="t" fillcolor="#a0a0a0" stroked="f"/>
+          <v:rect id="_x0000_i1058" style="width:0;height:1.5pt" o:hralign="center" o:hrstd="t" o:hr="t" fillcolor="#a0a0a0" stroked="f"/>
         </w:pict>
       </w:r>
     </w:p>
